--- a/Science Books/QED Course/Lesson 69 Renormalization Group.docx
+++ b/Science Books/QED Course/Lesson 69 Renormalization Group.docx
@@ -58,7 +58,7 @@
     </w:p>
     <w:p>
       <w:pPr>
-        <w:pStyle w:val="Heading1"/>
+        <w:pStyle w:val="Heading2"/>
       </w:pPr>
       <w:r>
         <w:t>How to use this lesson</w:t>
@@ -71,7 +71,7 @@
     </w:p>
     <w:p>
       <w:pPr>
-        <w:pStyle w:val="Heading2"/>
+        <w:pStyle w:val="Heading3"/>
       </w:pPr>
       <w:r>
         <w:t>Learning objectives</w:t>
@@ -119,7 +119,7 @@
     </w:p>
     <w:p>
       <w:pPr>
-        <w:pStyle w:val="Heading2"/>
+        <w:pStyle w:val="Heading3"/>
       </w:pPr>
       <w:r>
         <w:t>Notation and conventions</w:t>
@@ -297,7 +297,7 @@
     </w:tbl>
     <w:p>
       <w:pPr>
-        <w:pStyle w:val="Heading1"/>
+        <w:pStyle w:val="Heading2"/>
       </w:pPr>
       <w:r>
         <w:t>1 From a logarithm to a derivative</w:t>
@@ -305,7 +305,7 @@
     </w:p>
     <w:p>
       <w:pPr>
-        <w:pStyle w:val="Heading2"/>
+        <w:pStyle w:val="Heading3"/>
       </w:pPr>
       <w:r>
         <w:t>1.1 Differentiating Lesson 68</w:t>
@@ -450,7 +450,7 @@
     </w:p>
     <w:p>
       <w:pPr>
-        <w:pStyle w:val="Heading2"/>
+        <w:pStyle w:val="Heading3"/>
       </w:pPr>
       <w:r>
         <w:t>1.2 Translating to e</w:t>
@@ -540,10 +540,11 @@
       </w:r>
     </w:p>
     <w:p>
-      <w:pPr>
-        <w:pStyle w:val="Heading3"/>
-      </w:pPr>
       <w:r>
+        <w:rPr>
+          <w:b/>
+          <w:i/>
+        </w:rPr>
         <w:t>Worked example 1</w:t>
       </w:r>
     </w:p>
@@ -554,7 +555,7 @@
     </w:p>
     <w:p>
       <w:pPr>
-        <w:pStyle w:val="Heading1"/>
+        <w:pStyle w:val="Heading2"/>
       </w:pPr>
       <w:r>
         <w:t>2 What the equation is for</w:t>
@@ -562,7 +563,7 @@
     </w:p>
     <w:p>
       <w:pPr>
-        <w:pStyle w:val="Heading2"/>
+        <w:pStyle w:val="Heading3"/>
       </w:pPr>
       <w:r>
         <w:t>2.1 Independence of μ</w:t>
@@ -575,7 +576,7 @@
     </w:p>
     <w:p>
       <w:pPr>
-        <w:pStyle w:val="Heading2"/>
+        <w:pStyle w:val="Heading3"/>
       </w:pPr>
       <w:r>
         <w:t>2.2 Using β instead of a large log</w:t>
@@ -587,10 +588,11 @@
       </w:r>
     </w:p>
     <w:p>
-      <w:pPr>
-        <w:pStyle w:val="Heading3"/>
-      </w:pPr>
       <w:r>
+        <w:rPr>
+          <w:b/>
+          <w:i/>
+        </w:rPr>
         <w:t>Worked example 2</w:t>
       </w:r>
     </w:p>
@@ -601,7 +603,7 @@
     </w:p>
     <w:p>
       <w:pPr>
-        <w:pStyle w:val="Heading1"/>
+        <w:pStyle w:val="Heading2"/>
       </w:pPr>
       <w:r>
         <w:t>3 Integrating back</w:t>
@@ -740,7 +742,7 @@
     </w:p>
     <w:p>
       <w:pPr>
-        <w:pStyle w:val="Heading1"/>
+        <w:pStyle w:val="Heading2"/>
       </w:pPr>
       <w:r>
         <w:t>4 The sign, and what this course does not claim</w:t>
@@ -753,7 +755,7 @@
     </w:p>
     <w:p>
       <w:pPr>
-        <w:pStyle w:val="Heading1"/>
+        <w:pStyle w:val="Heading2"/>
       </w:pPr>
       <w:r>
         <w:t>5 Connections to QED</w:t>
@@ -969,7 +971,7 @@
     </w:tbl>
     <w:p>
       <w:pPr>
-        <w:pStyle w:val="Heading1"/>
+        <w:pStyle w:val="Heading2"/>
       </w:pPr>
       <w:r>
         <w:t>6 Summary</w:t>
@@ -1037,7 +1039,7 @@
     </w:p>
     <w:p>
       <w:pPr>
-        <w:pStyle w:val="Heading1"/>
+        <w:pStyle w:val="Heading2"/>
       </w:pPr>
       <w:r>
         <w:t>Exercises</w:t>
@@ -1697,7 +1699,7 @@
     </w:tbl>
     <w:p>
       <w:pPr>
-        <w:pStyle w:val="Heading1"/>
+        <w:pStyle w:val="Heading2"/>
       </w:pPr>
       <w:r>
         <w:t>Solutions</w:t>
@@ -1929,7 +1931,7 @@
     </w:p>
     <w:p>
       <w:pPr>
-        <w:pStyle w:val="Heading1"/>
+        <w:pStyle w:val="Heading2"/>
       </w:pPr>
       <w:r>
         <w:t>Mastery checklist</w:t>
@@ -1969,7 +1971,7 @@
     </w:p>
     <w:p>
       <w:pPr>
-        <w:pStyle w:val="Heading1"/>
+        <w:pStyle w:val="Heading2"/>
       </w:pPr>
       <w:r>
         <w:t>Next lesson</w:t>

--- a/Science Books/QED Course/Lesson 69 Renormalization Group.docx
+++ b/Science Books/QED Course/Lesson 69 Renormalization Group.docx
@@ -66,7 +66,7 @@
     </w:p>
     <w:p>
       <w:r>
-        <w:t>Lesson 68's one-loop formula α(q²)=α/[1−(α/3π)log(|q²|/m²)] is already the solution of a differential equation, though it does not look like one. This lesson writes that equation, names its right-hand side β(e), and shows why changing the scale at which the coupling is defined cannot change a physical prediction. The new object is small in QED and is the whole story in QCD; this course needs it as QED's own bookkeeping. Expect five to seven hours.</w:t>
+        <w:t>Lesson 68 ended with a formula, α(Q²) = α/[1 − (α/3π) ln(Q²/m²)], and a claim it did not prove: that the logarithm belongs in the denominator rather than as a correction α[1 + (α/3π) ln(Q²/m²)]. This lesson proves the claim. It does so by showing that the running coupling obeys a first-order differential equation in the scale, μ dα/dμ = β(α). Once that equation is in hand, the denominator form is simply its solution, and it sums an infinite series of logarithms that fixed-order perturbation theory would truncate. The same equation explains how each charged particle switches on as the scale passes its mass, what the sign of β says about screening, and why the Landau pole of Lesson 68 is a statement about the equation rather than about nature. In QED the effect is small because α is small. In the strong interaction it is the whole story, which this lesson mentions but does not derive. Expect six to eight hours.</w:t>
       </w:r>
     </w:p>
     <w:p>
@@ -82,7 +82,7 @@
         <w:pStyle w:val="ListBullet"/>
       </w:pPr>
       <w:r>
-        <w:t>Differentiate Lesson 68's one-loop running formula and obtain μ dα/dμ = (2α²)/(3π), hence β(e)=e³/(12π²) for one charged Dirac fermion.</w:t>
+        <w:t>Differentiate Lesson 68's running formula and obtain μ dα/dμ = 2α²/(3π), hence β(e) = e³/(12π²) for one charged Dirac fermion.</w:t>
       </w:r>
     </w:p>
     <w:p>
@@ -90,7 +90,7 @@
         <w:pStyle w:val="ListBullet"/>
       </w:pPr>
       <w:r>
-        <w:t>State the meaning of β(e): the rate at which the renormalized coupling changes with the renormalization scale μ.</w:t>
+        <w:t>Define the coupling at an arbitrary subtraction scale μ, and state why a physical observable cannot depend on μ.</w:t>
       </w:r>
     </w:p>
     <w:p>
@@ -98,7 +98,7 @@
         <w:pStyle w:val="ListBullet"/>
       </w:pPr>
       <w:r>
-        <w:t>Explain why a physical observable cannot depend on μ, and why that requirement is called a renormalization-group equation.</w:t>
+        <w:t>Write the renormalization-group equation for a dimensionless observable and check it on a one-loop amplitude.</w:t>
       </w:r>
     </w:p>
     <w:p>
@@ -106,7 +106,7 @@
         <w:pStyle w:val="ListBullet"/>
       </w:pPr>
       <w:r>
-        <w:t>Integrate β(e)=e³/(12π²) and recover Lesson 68's logarithm.</w:t>
+        <w:t>Show that solving the equation sums the leading logarithms α(α L)ⁿ, and explain when that matters.</w:t>
       </w:r>
     </w:p>
     <w:p>
@@ -114,7 +114,15 @@
         <w:pStyle w:val="ListBullet"/>
       </w:pPr>
       <w:r>
-        <w:t>State the sign of β in QED (positive: screening, Landau pole far away) without claiming a result this course has not derived for QCD.</w:t>
+        <w:t>Integrate β with the coefficient b = (4/3)Σ N_c Q_f², include thresholds as each fermion is crossed, and reproduce the leptonic running of Lesson 68 to leading logarithm.</w:t>
+      </w:r>
+    </w:p>
+    <w:p>
+      <w:pPr>
+        <w:pStyle w:val="ListBullet"/>
+      </w:pPr>
+      <w:r>
+        <w:t>Classify the possible signs of β, locate the one-loop Landau pole, and quote, as a result not derived here, the two-loop term and the running mass.</w:t>
       </w:r>
     </w:p>
     <w:p>
@@ -215,7 +223,7 @@
           </w:tcPr>
           <w:p>
             <w:r>
-              <w:t>An arbitrary renormalization scale, with dimensions of mass</w:t>
+              <w:t>Renormalization scale, the momentum at which the coupling is defined</w:t>
             </w:r>
           </w:p>
         </w:tc>
@@ -235,7 +243,7 @@
           </w:tcPr>
           <w:p>
             <w:r>
-              <w:t>β(e)</w:t>
+              <w:t>α(μ)</w:t>
             </w:r>
           </w:p>
         </w:tc>
@@ -253,7 +261,7 @@
           </w:tcPr>
           <w:p>
             <w:r>
-              <w:t>μ de/dμ, the beta function</w:t>
+              <w:t>The coupling defined at μ, α(μ) = e²(μ)/4π</w:t>
             </w:r>
           </w:p>
         </w:tc>
@@ -272,7 +280,7 @@
           </w:tcPr>
           <w:p>
             <w:r>
-              <w:t>α(μ)</w:t>
+              <w:t>β(e), β(α)</w:t>
             </w:r>
           </w:p>
         </w:tc>
@@ -289,12 +297,165 @@
           </w:tcPr>
           <w:p>
             <w:r>
-              <w:t>α evaluated at scale μ, α=e²(μ)/4π</w:t>
+              <w:t>μ de/dμ and μ dα/dμ, the beta function in two equivalent forms</w:t>
+            </w:r>
+          </w:p>
+        </w:tc>
+      </w:tr>
+      <w:tr>
+        <w:tc>
+          <w:tcPr>
+            <w:tcW w:type="dxa" w:w="2160"/>
+            <w:vAlign w:val="center"/>
+            <w:shd w:fill="EAF2F8"/>
+            <w:tcMar>
+              <w:top w:w="100" w:type="dxa"/>
+              <w:start w:w="100" w:type="dxa"/>
+              <w:bottom w:w="100" w:type="dxa"/>
+              <w:end w:w="100" w:type="dxa"/>
+            </w:tcMar>
+          </w:tcPr>
+          <w:p>
+            <w:r>
+              <w:t>L</w:t>
+            </w:r>
+          </w:p>
+        </w:tc>
+        <w:tc>
+          <w:tcPr>
+            <w:tcW w:type="dxa" w:w="7632"/>
+            <w:vAlign w:val="center"/>
+            <w:shd w:fill="EAF2F8"/>
+            <w:tcMar>
+              <w:top w:w="100" w:type="dxa"/>
+              <w:start w:w="100" w:type="dxa"/>
+              <w:bottom w:w="100" w:type="dxa"/>
+              <w:end w:w="100" w:type="dxa"/>
+            </w:tcMar>
+          </w:tcPr>
+          <w:p>
+            <w:r>
+              <w:t>A logarithm of a ratio of scales, for example ln(Q²/μ²)</w:t>
+            </w:r>
+          </w:p>
+        </w:tc>
+      </w:tr>
+      <w:tr>
+        <w:tc>
+          <w:tcPr>
+            <w:tcW w:type="dxa" w:w="2160"/>
+            <w:vAlign w:val="center"/>
+            <w:tcMar>
+              <w:top w:w="100" w:type="dxa"/>
+              <w:start w:w="100" w:type="dxa"/>
+              <w:bottom w:w="100" w:type="dxa"/>
+              <w:end w:w="100" w:type="dxa"/>
+            </w:tcMar>
+          </w:tcPr>
+          <w:p>
+            <w:r>
+              <w:t>N_c, Q_f</w:t>
+            </w:r>
+          </w:p>
+        </w:tc>
+        <w:tc>
+          <w:tcPr>
+            <w:tcW w:type="dxa" w:w="7632"/>
+            <w:vAlign w:val="center"/>
+            <w:tcMar>
+              <w:top w:w="100" w:type="dxa"/>
+              <w:start w:w="100" w:type="dxa"/>
+              <w:bottom w:w="100" w:type="dxa"/>
+              <w:end w:w="100" w:type="dxa"/>
+            </w:tcMar>
+          </w:tcPr>
+          <w:p>
+            <w:r>
+              <w:t>Colour multiplicity (3 for quarks, 1 for leptons) and charge in units of e</w:t>
+            </w:r>
+          </w:p>
+        </w:tc>
+      </w:tr>
+      <w:tr>
+        <w:tc>
+          <w:tcPr>
+            <w:tcW w:type="dxa" w:w="2160"/>
+            <w:vAlign w:val="center"/>
+            <w:shd w:fill="EAF2F8"/>
+            <w:tcMar>
+              <w:top w:w="100" w:type="dxa"/>
+              <w:start w:w="100" w:type="dxa"/>
+              <w:bottom w:w="100" w:type="dxa"/>
+              <w:end w:w="100" w:type="dxa"/>
+            </w:tcMar>
+          </w:tcPr>
+          <w:p>
+            <w:r>
+              <w:t>b</w:t>
+            </w:r>
+          </w:p>
+        </w:tc>
+        <w:tc>
+          <w:tcPr>
+            <w:tcW w:type="dxa" w:w="7632"/>
+            <w:vAlign w:val="center"/>
+            <w:shd w:fill="EAF2F8"/>
+            <w:tcMar>
+              <w:top w:w="100" w:type="dxa"/>
+              <w:start w:w="100" w:type="dxa"/>
+              <w:bottom w:w="100" w:type="dxa"/>
+              <w:end w:w="100" w:type="dxa"/>
+            </w:tcMar>
+          </w:tcPr>
+          <w:p>
+            <w:r>
+              <w:t>One-loop coefficient, b = (4/3)Σ N_c Q_f² over fermions lighter than μ</w:t>
+            </w:r>
+          </w:p>
+        </w:tc>
+      </w:tr>
+      <w:tr>
+        <w:tc>
+          <w:tcPr>
+            <w:tcW w:type="dxa" w:w="2160"/>
+            <w:vAlign w:val="center"/>
+            <w:tcMar>
+              <w:top w:w="100" w:type="dxa"/>
+              <w:start w:w="100" w:type="dxa"/>
+              <w:bottom w:w="100" w:type="dxa"/>
+              <w:end w:w="100" w:type="dxa"/>
+            </w:tcMar>
+          </w:tcPr>
+          <w:p>
+            <w:r>
+              <w:t>μ_L</w:t>
+            </w:r>
+          </w:p>
+        </w:tc>
+        <w:tc>
+          <w:tcPr>
+            <w:tcW w:type="dxa" w:w="7632"/>
+            <w:vAlign w:val="center"/>
+            <w:tcMar>
+              <w:top w:w="100" w:type="dxa"/>
+              <w:start w:w="100" w:type="dxa"/>
+              <w:bottom w:w="100" w:type="dxa"/>
+              <w:end w:w="100" w:type="dxa"/>
+            </w:tcMar>
+          </w:tcPr>
+          <w:p>
+            <w:r>
+              <w:t>Scale of the one-loop Landau pole</w:t>
             </w:r>
           </w:p>
         </w:tc>
       </w:tr>
     </w:tbl>
+    <w:p>
+      <w:r>
+        <w:t>Natural units throughout, and ln is the natural logarithm. In display equations, square brackets enclose function arguments and visible groupings.</w:t>
+      </w:r>
+    </w:p>
     <w:p>
       <w:pPr>
         <w:pStyle w:val="Heading2"/>
@@ -313,7 +474,7 @@
     </w:p>
     <w:p>
       <w:r>
-        <w:t>Write L=log(μ²/m²), so Lesson 68's formula at scale μ is α(μ)=α/[1−(α/3π)L], with α on the right the low-energy value. Differentiating with respect to log μ, using dL/d log μ=2,</w:t>
+        <w:t>Write L = ln(μ²/m²), so that Lesson 68's leading-logarithm formula, evaluated at Q = μ, reads α(μ) = α/[1 − (α/3π)L], with α on the right the long-distance value. Since dL/d ln μ = 2,</w:t>
       </w:r>
     </w:p>
     <w:p>
@@ -408,7 +569,7 @@
             <m:t xml:space="preserve">=</m:t>
           </m:r>
           <m:r>
-            <m:t xml:space="preserve">2</m:t>
+            <m:t xml:space="preserve">2α</m:t>
           </m:r>
           <m:f>
             <m:num>
@@ -416,9 +577,6 @@
                 <m:e>
                   <m:r>
                     <m:t xml:space="preserve">[</m:t>
-                  </m:r>
-                  <m:r>
-                    <m:t xml:space="preserve">α</m:t>
                   </m:r>
                   <m:r>
                     <m:t xml:space="preserve">μ</m:t>
@@ -445,7 +603,7 @@
     </w:p>
     <w:p>
       <w:r>
-        <w:t>to this order, because α(μ)=α/[1−(α/3π)L] makes the denominator square produce exactly α(μ)².</w:t>
+        <w:t>The second equality is exact for this formula, because α/[1 − (α/3π)L] is α(μ) itself, so the squared denominator produces α(μ)². The right-hand side no longer mentions the low-energy α or the electron mass. It depends only on the coupling at the scale where the derivative is taken.</w:t>
       </w:r>
     </w:p>
     <w:p>
@@ -458,7 +616,7 @@
     </w:p>
     <w:p>
       <w:r>
-        <w:t>With α=e²/4π, dα=(e/2π) de, so μ de/dμ = (2π/e) μ dα/dμ. Substituting Section 1.1,</w:t>
+        <w:t>With α = e²/4π, dα = (e/2π) de, so μ de/dμ = (2π/e) μ dα/dμ. Substituting,</w:t>
       </w:r>
     </w:p>
     <w:p>
@@ -472,13 +630,16 @@
             <m:t xml:space="preserve">β</m:t>
           </m:r>
           <m:r>
+            <m:t xml:space="preserve">[</m:t>
+          </m:r>
+          <m:r>
             <m:t xml:space="preserve">e</m:t>
           </m:r>
           <m:r>
-            <m:t xml:space="preserve">:</m:t>
+            <m:t xml:space="preserve">]</m:t>
           </m:r>
           <m:r>
-            <m:t xml:space="preserve">=</m:t>
+            <m:t xml:space="preserve">≡</m:t>
           </m:r>
           <m:r>
             <m:t xml:space="preserve">μ</m:t>
@@ -514,13 +675,10 @@
               </m:sSup>
             </m:num>
             <m:den>
-              <m:r>
-                <m:t xml:space="preserve">12</m:t>
-              </m:r>
               <m:sSup>
                 <m:e>
                   <m:r>
-                    <m:t xml:space="preserve">π</m:t>
+                    <m:t xml:space="preserve">12π</m:t>
                   </m:r>
                 </m:e>
                 <m:sup>
@@ -536,7 +694,7 @@
     </w:p>
     <w:p>
       <w:r>
-        <w:t>for one massless charged Dirac fermion at one loop. (Massive thresholds modify the coefficient piecewise as each lepton's mass is crossed; this course keeps the one-flavor formula.)</w:t>
+        <w:t>for one charged Dirac fermion at one loop, at scales well above its mass.</w:t>
       </w:r>
     </w:p>
     <w:p>
@@ -550,7 +708,7 @@
     </w:p>
     <w:p>
       <w:r>
-        <w:t>Check the arithmetic from α=e²/4π and μ dα/dμ=2α²/(3π) to β=e³/(12π²). μ dα/dμ=μ d(e²/4π)/dμ=(e/2π) μ de/dμ. Setting this equal to 2(e⁴/16π²)/(3π)=e⁴/(24π³) gives μ de/dμ=(2π/e)·e⁴/(24π³)=e³/(12π²).</w:t>
+        <w:t>Check the arithmetic from μ dα/dμ = 2α²/(3π) to β = e³/(12π²). With α = e²/4π, μ dα/dμ = (e/2π) μ de/dμ. The right side is 2(e⁴/16π²)/(3π) = e⁴/(24π³). So μ de/dμ = (2π/e)·e⁴/(24π³) = e³/(12π²). The numerical coefficient is 1/(12π²) ≈ 0.0084, and with e ≈ 0.303 the slope μ de/dμ is about 2.3×10⁻⁴: the charge changes by a fraction of 10⁻³ per e-fold in scale.</w:t>
       </w:r>
     </w:p>
     <w:p>
@@ -558,7 +716,7 @@
         <w:pStyle w:val="Heading2"/>
       </w:pPr>
       <w:r>
-        <w:t>2 What the equation is for</w:t>
+        <w:t>2 Why a scale appears at all</w:t>
       </w:r>
     </w:p>
     <w:p>
@@ -566,12 +724,144 @@
         <w:pStyle w:val="Heading3"/>
       </w:pPr>
       <w:r>
-        <w:t>2.1 Independence of μ</w:t>
+        <w:t>2.1 Defining the coupling at μ</w:t>
       </w:r>
     </w:p>
     <w:p>
       <w:r>
-        <w:t>A cross section computed to all orders cannot depend on an arbitrary scale μ introduced only to split Π into Π(0)+Π̂. If a truncated calculation still depends on μ, that dependence is an artifact of the truncation, of order the first omitted term. Requiring μ dσ/dμ=0, with σ depending on μ both explicitly and through e(μ), is a renormalization-group equation.</w:t>
+        <w:t>Lesson 68 defined e by Coulomb's law at Q² = 0, so that e_eff²(Q²) = e²/(1 − Π̂(Q²)) with Π̂(0) = 0. Nothing forces that choice. One may equally define the coupling at any spacelike momentum Q² = μ², by declaring α(μ) ≡ α_eff(μ²). The two definitions are related by the finite function Π̂, and in terms of the new coupling,</w:t>
+      </w:r>
+    </w:p>
+    <w:p>
+      <w:pPr>
+        <w:spacing w:before="100" w:after="160"/>
+        <w:jc w:val="center"/>
+      </w:pPr>
+      <m:oMathPara>
+        <m:oMath>
+          <m:sSub>
+            <m:e>
+              <m:r>
+                <m:t xml:space="preserve">α</m:t>
+              </m:r>
+            </m:e>
+            <m:sub>
+              <m:r>
+                <m:t xml:space="preserve">eff</m:t>
+              </m:r>
+            </m:sub>
+          </m:sSub>
+          <m:r>
+            <m:t xml:space="preserve">[</m:t>
+          </m:r>
+          <m:sSup>
+            <m:e>
+              <m:r>
+                <m:t xml:space="preserve">Q</m:t>
+              </m:r>
+            </m:e>
+            <m:sup>
+              <m:r>
+                <m:t xml:space="preserve">2</m:t>
+              </m:r>
+            </m:sup>
+          </m:sSup>
+          <m:r>
+            <m:t xml:space="preserve">]</m:t>
+          </m:r>
+          <m:r>
+            <m:t xml:space="preserve">=</m:t>
+          </m:r>
+          <m:r>
+            <m:t xml:space="preserve">α</m:t>
+          </m:r>
+          <m:f>
+            <m:num>
+              <m:r>
+                <m:t xml:space="preserve">[</m:t>
+              </m:r>
+              <m:r>
+                <m:t xml:space="preserve">μ</m:t>
+              </m:r>
+              <m:r>
+                <m:t xml:space="preserve">]</m:t>
+              </m:r>
+            </m:num>
+            <m:den>
+              <m:r>
+                <m:t xml:space="preserve">1</m:t>
+              </m:r>
+              <m:r>
+                <m:t xml:space="preserve">−</m:t>
+              </m:r>
+              <m:r>
+                <m:t xml:space="preserve">α</m:t>
+              </m:r>
+              <m:f>
+                <m:num>
+                  <m:r>
+                    <m:t xml:space="preserve">[</m:t>
+                  </m:r>
+                  <m:r>
+                    <m:t xml:space="preserve">μ</m:t>
+                  </m:r>
+                  <m:r>
+                    <m:t xml:space="preserve">]</m:t>
+                  </m:r>
+                </m:num>
+                <m:den>
+                  <m:r>
+                    <m:t xml:space="preserve">3π</m:t>
+                  </m:r>
+                </m:den>
+              </m:f>
+              <m:r>
+                <m:t xml:space="preserve">ln</m:t>
+              </m:r>
+              <m:r>
+                <m:t xml:space="preserve">[</m:t>
+              </m:r>
+              <m:f>
+                <m:num>
+                  <m:sSup>
+                    <m:e>
+                      <m:r>
+                        <m:t xml:space="preserve">Q</m:t>
+                      </m:r>
+                    </m:e>
+                    <m:sup>
+                      <m:r>
+                        <m:t xml:space="preserve">2</m:t>
+                      </m:r>
+                    </m:sup>
+                  </m:sSup>
+                </m:num>
+                <m:den>
+                  <m:sSup>
+                    <m:e>
+                      <m:r>
+                        <m:t xml:space="preserve">μ</m:t>
+                      </m:r>
+                    </m:e>
+                    <m:sup>
+                      <m:r>
+                        <m:t xml:space="preserve">2</m:t>
+                      </m:r>
+                    </m:sup>
+                  </m:sSup>
+                </m:den>
+              </m:f>
+              <m:r>
+                <m:t xml:space="preserve">]</m:t>
+              </m:r>
+            </m:den>
+          </m:f>
+        </m:oMath>
+      </m:oMathPara>
+    </w:p>
+    <w:p>
+      <w:r>
+        <w:t>for Q, μ ≫ m. The logarithm is now of the ratio of the physical scale Q to the chosen scale μ, and it is small whenever μ is chosen close to Q. The low-energy α is the special case μ → 0, where this large-Q formula must be replaced by Lesson 68's full Π̂.</w:t>
       </w:r>
     </w:p>
     <w:p>
@@ -579,12 +869,126 @@
         <w:pStyle w:val="Heading3"/>
       </w:pPr>
       <w:r>
-        <w:t>2.2 Using β instead of a large log</w:t>
+        <w:t>2.2 Observables do not depend on μ</w:t>
       </w:r>
     </w:p>
     <w:p>
       <w:r>
-        <w:t>If a process involves a large ratio of scales, the logarithm in Lesson 68 is large and α log is not small even though α is. Solving the differential equation of Section 1.2 using the coupling defined at the high scale automatically sums the leading powers of α log, which is a better expansion than expanding in α and then meeting a large log.</w:t>
+        <w:t>The scale μ is a bookkeeping choice, the point at which the finite remainder is subtracted. It is not a particle mass, and nothing measured can depend on it. A dimensionless observable R, say a cross section multiplied by Q², therefore depends on μ in two ways that must cancel: explicitly, through logarithms ln(Q²/μ²), and implicitly, through α(μ). The requirement dR/d ln μ = 0, written with the chain rule,</w:t>
+      </w:r>
+    </w:p>
+    <w:p>
+      <w:pPr>
+        <w:spacing w:before="100" w:after="160"/>
+        <w:jc w:val="center"/>
+      </w:pPr>
+      <m:oMathPara>
+        <m:oMath>
+          <m:r>
+            <m:t xml:space="preserve">[</m:t>
+          </m:r>
+          <m:r>
+            <m:t xml:space="preserve">μ</m:t>
+          </m:r>
+          <m:f>
+            <m:num>
+              <m:r>
+                <m:t xml:space="preserve">∂</m:t>
+              </m:r>
+            </m:num>
+            <m:den>
+              <m:r>
+                <m:t xml:space="preserve">∂μ</m:t>
+              </m:r>
+            </m:den>
+          </m:f>
+          <m:r>
+            <m:t xml:space="preserve">+</m:t>
+          </m:r>
+          <m:r>
+            <m:t xml:space="preserve">β</m:t>
+          </m:r>
+          <m:r>
+            <m:t xml:space="preserve">[</m:t>
+          </m:r>
+          <m:r>
+            <m:t xml:space="preserve">α</m:t>
+          </m:r>
+          <m:r>
+            <m:t xml:space="preserve">]</m:t>
+          </m:r>
+          <m:f>
+            <m:num>
+              <m:r>
+                <m:t xml:space="preserve">∂</m:t>
+              </m:r>
+            </m:num>
+            <m:den>
+              <m:r>
+                <m:t xml:space="preserve">∂α</m:t>
+              </m:r>
+            </m:den>
+          </m:f>
+          <m:r>
+            <m:t xml:space="preserve">]</m:t>
+          </m:r>
+          <m:r>
+            <m:t xml:space="preserve">R</m:t>
+          </m:r>
+          <m:r>
+            <m:t xml:space="preserve">[</m:t>
+          </m:r>
+          <m:f>
+            <m:num>
+              <m:sSup>
+                <m:e>
+                  <m:r>
+                    <m:t xml:space="preserve">Q</m:t>
+                  </m:r>
+                </m:e>
+                <m:sup>
+                  <m:r>
+                    <m:t xml:space="preserve">2</m:t>
+                  </m:r>
+                </m:sup>
+              </m:sSup>
+            </m:num>
+            <m:den>
+              <m:sSup>
+                <m:e>
+                  <m:r>
+                    <m:t xml:space="preserve">μ</m:t>
+                  </m:r>
+                </m:e>
+                <m:sup>
+                  <m:r>
+                    <m:t xml:space="preserve">2</m:t>
+                  </m:r>
+                </m:sup>
+              </m:sSup>
+            </m:den>
+          </m:f>
+          <m:r>
+            <m:t xml:space="preserve">,</m:t>
+          </m:r>
+          <m:r>
+            <m:t xml:space="preserve">α</m:t>
+          </m:r>
+          <m:r>
+            <m:t xml:space="preserve">]</m:t>
+          </m:r>
+          <m:r>
+            <m:t xml:space="preserve">=</m:t>
+          </m:r>
+          <m:r>
+            <m:t xml:space="preserve">0</m:t>
+          </m:r>
+        </m:oMath>
+      </m:oMathPara>
+    </w:p>
+    <w:p>
+      <w:r>
+        <w:t>is a renormalization-group equation. The name is historical: changes of μ compose like the elements of a group. The content is simple. The explicit μ-dependence of a calculation is fixed by β.</w:t>
       </w:r>
     </w:p>
     <w:p>
@@ -598,7 +1002,7 @@
     </w:p>
     <w:p>
       <w:r>
-        <w:t>State, without solving anything, what initial condition the differential equation needs. β determines how e changes with μ, not the value of e at one point; the initial condition is a measured value of α at one scale, Lesson 43's α≈1/137 at low energy, or equivalently a measured α(M_Z) at the Z.</w:t>
+        <w:t>Check the equation on the one-photon exchange between two heavy charges at large Q. The amplitude is proportional to α_eff(Q²), so at one loop R = α(μ)[1 + (α(μ)/3π) ln(Q²/μ²)]. Then μ ∂R/∂μ = α(μ)(α(μ)/3π)(−2) = −2α²/(3π), and β ∂R/∂α = (2α²/3π)[1 + O(α)]. The sum vanishes at order α², the order to which R was computed. A truncated calculation is μ-independent only up to the first omitted order, and that residual dependence measures the size of the omitted terms.</w:t>
       </w:r>
     </w:p>
     <w:p>
@@ -606,12 +1010,327 @@
         <w:pStyle w:val="Heading2"/>
       </w:pPr>
       <w:r>
-        <w:t>3 Integrating back</w:t>
+        <w:t>3 What the equation buys: leading logarithms</w:t>
+      </w:r>
+    </w:p>
+    <w:p>
+      <w:pPr>
+        <w:pStyle w:val="Heading3"/>
+      </w:pPr>
+      <w:r>
+        <w:t>3.1 Fixed order against resummed</w:t>
       </w:r>
     </w:p>
     <w:p>
       <w:r>
-        <w:t>Separating variables in μ de/dμ=e³/(12π²) gives de/e³ = d log μ / (12π²). Integrating from μ₀ to μ,</w:t>
+        <w:t>Expand Section 2.1's formula in powers of α(μ):</w:t>
+      </w:r>
+    </w:p>
+    <w:p>
+      <w:pPr>
+        <w:spacing w:before="100" w:after="160"/>
+        <w:jc w:val="center"/>
+      </w:pPr>
+      <m:oMathPara>
+        <m:oMath>
+          <m:sSub>
+            <m:e>
+              <m:r>
+                <m:t xml:space="preserve">α</m:t>
+              </m:r>
+            </m:e>
+            <m:sub>
+              <m:r>
+                <m:t xml:space="preserve">eff</m:t>
+              </m:r>
+            </m:sub>
+          </m:sSub>
+          <m:r>
+            <m:t xml:space="preserve">=</m:t>
+          </m:r>
+          <m:r>
+            <m:t xml:space="preserve">α</m:t>
+          </m:r>
+          <m:r>
+            <m:t xml:space="preserve">[</m:t>
+          </m:r>
+          <m:r>
+            <m:t xml:space="preserve">μ</m:t>
+          </m:r>
+          <m:r>
+            <m:t xml:space="preserve">]</m:t>
+          </m:r>
+          <m:r>
+            <m:t xml:space="preserve">[</m:t>
+          </m:r>
+          <m:r>
+            <m:t xml:space="preserve">1</m:t>
+          </m:r>
+          <m:r>
+            <m:t xml:space="preserve">+</m:t>
+          </m:r>
+          <m:f>
+            <m:num>
+              <m:r>
+                <m:t xml:space="preserve">αL</m:t>
+              </m:r>
+            </m:num>
+            <m:den>
+              <m:r>
+                <m:t xml:space="preserve">3π</m:t>
+              </m:r>
+            </m:den>
+          </m:f>
+          <m:r>
+            <m:t xml:space="preserve">+</m:t>
+          </m:r>
+          <m:sSup>
+            <m:e>
+              <m:f>
+                <m:num>
+                  <m:r>
+                    <m:t xml:space="preserve">αL</m:t>
+                  </m:r>
+                </m:num>
+                <m:den>
+                  <m:r>
+                    <m:t xml:space="preserve">3π</m:t>
+                  </m:r>
+                </m:den>
+              </m:f>
+            </m:e>
+            <m:sup>
+              <m:r>
+                <m:t xml:space="preserve">2</m:t>
+              </m:r>
+            </m:sup>
+          </m:sSup>
+          <m:r>
+            <m:t xml:space="preserve">+</m:t>
+          </m:r>
+          <m:sSup>
+            <m:e>
+              <m:f>
+                <m:num>
+                  <m:r>
+                    <m:t xml:space="preserve">αL</m:t>
+                  </m:r>
+                </m:num>
+                <m:den>
+                  <m:r>
+                    <m:t xml:space="preserve">3π</m:t>
+                  </m:r>
+                </m:den>
+              </m:f>
+            </m:e>
+            <m:sup>
+              <m:r>
+                <m:t xml:space="preserve">3</m:t>
+              </m:r>
+            </m:sup>
+          </m:sSup>
+          <m:r>
+            <m:t xml:space="preserve">+</m:t>
+          </m:r>
+          <m:r>
+            <m:t xml:space="preserve">⋯</m:t>
+          </m:r>
+          <m:r>
+            <m:t xml:space="preserve">]</m:t>
+          </m:r>
+        </m:oMath>
+      </m:oMathPara>
+    </w:p>
+    <w:p>
+      <w:r>
+        <w:t>with L = ln(Q²/μ²). A one-loop calculation produces only the first correction, αL/3π. The higher terms, one for every power of α multiplied by the same power of L, are the leading logarithms. They come from diagrams with n vacuum-polarization bubbles chained along the photon line, exactly Lesson 68's geometric series, now justified by the differential equation rather than by assumption. Solving μ dα/dμ = 2α²/(3π) produces the whole series at once.</w:t>
+      </w:r>
+    </w:p>
+    <w:p>
+      <w:pPr>
+        <w:pStyle w:val="Heading3"/>
+      </w:pPr>
+      <w:r>
+        <w:t>3.2 When resummation matters</w:t>
+      </w:r>
+    </w:p>
+    <w:p>
+      <w:r>
+        <w:t>Each term is smaller than the last by αL/3π. If α is small but L is large, so that αL/3π approaches 1, truncation fails while the resummed formula is still under control. The practical rule is to choose μ near the physical scale of the process, which makes L small and puts the large logarithms into α(μ), where the equation has already summed them.</w:t>
+      </w:r>
+    </w:p>
+    <w:p>
+      <w:r>
+        <w:rPr>
+          <w:b/>
+          <w:i/>
+        </w:rPr>
+        <w:t>Worked example 3</w:t>
+      </w:r>
+    </w:p>
+    <w:p>
+      <w:r>
+        <w:t>Compare the fixed-order and resummed predictions for the electron loop from μ = m to Q = M_Z, using Lesson 68's numbers: αL/3π = 7.74×10⁻⁴ × 24.18 = 0.0187. Fixed order gives α(M_Z)/α = 1.0187. The resummed formula gives 1/(1 − 0.0187) = 1.0191. The difference is (0.0187)² ≈ 3.5×10⁻⁴. That is small, but it is several times the relative uncertainty, about 10⁻⁴, with which α(M_Z) is quoted, so precision work does need the resummed form. In the strong interaction, where the coupling is already 0.2 to 0.3 at a few GeV, resummation is not a refinement but a necessity.</w:t>
+      </w:r>
+    </w:p>
+    <w:p>
+      <w:pPr>
+        <w:pStyle w:val="Heading2"/>
+      </w:pPr>
+      <w:r>
+        <w:t>4 Integrating the equation</w:t>
+      </w:r>
+    </w:p>
+    <w:p>
+      <w:pPr>
+        <w:pStyle w:val="Heading3"/>
+      </w:pPr>
+      <w:r>
+        <w:t>4.1 Several charged species</w:t>
+      </w:r>
+    </w:p>
+    <w:p>
+      <w:r>
+        <w:t>Every fermion lighter than μ contributes its own vacuum-polarization loop, multiplied by N_c Q_f². The one-loop equation becomes</w:t>
+      </w:r>
+    </w:p>
+    <w:p>
+      <w:pPr>
+        <w:spacing w:before="100" w:after="40"/>
+        <w:jc w:val="center"/>
+      </w:pPr>
+      <m:oMathPara>
+        <m:oMath>
+          <m:r>
+            <m:t xml:space="preserve">μ</m:t>
+          </m:r>
+          <m:f>
+            <m:num>
+              <m:r>
+                <m:t xml:space="preserve">dα</m:t>
+              </m:r>
+            </m:num>
+            <m:den>
+              <m:r>
+                <m:t xml:space="preserve">dμ</m:t>
+              </m:r>
+            </m:den>
+          </m:f>
+          <m:r>
+            <m:t xml:space="preserve">=</m:t>
+          </m:r>
+          <m:r>
+            <m:t xml:space="preserve">b</m:t>
+          </m:r>
+          <m:f>
+            <m:num>
+              <m:sSup>
+                <m:e>
+                  <m:r>
+                    <m:t xml:space="preserve">α</m:t>
+                  </m:r>
+                </m:e>
+                <m:sup>
+                  <m:r>
+                    <m:t xml:space="preserve">2</m:t>
+                  </m:r>
+                </m:sup>
+              </m:sSup>
+            </m:num>
+            <m:den>
+              <m:r>
+                <m:t xml:space="preserve">2π</m:t>
+              </m:r>
+            </m:den>
+          </m:f>
+        </m:oMath>
+      </m:oMathPara>
+    </w:p>
+    <w:p>
+      <w:pPr>
+        <w:spacing w:before="40" w:after="160"/>
+        <w:jc w:val="center"/>
+      </w:pPr>
+      <m:oMathPara>
+        <m:oMath>
+          <m:r>
+            <m:t xml:space="preserve">b</m:t>
+          </m:r>
+          <m:r>
+            <m:t xml:space="preserve">=</m:t>
+          </m:r>
+          <m:f>
+            <m:num>
+              <m:r>
+                <m:t xml:space="preserve">4</m:t>
+              </m:r>
+            </m:num>
+            <m:den>
+              <m:r>
+                <m:t xml:space="preserve">3</m:t>
+              </m:r>
+            </m:den>
+          </m:f>
+          <m:sSub>
+            <m:e>
+              <m:r>
+                <m:t xml:space="preserve">Σ</m:t>
+              </m:r>
+            </m:e>
+            <m:sub>
+              <m:r>
+                <m:t xml:space="preserve">f</m:t>
+              </m:r>
+            </m:sub>
+          </m:sSub>
+          <m:sSub>
+            <m:e>
+              <m:r>
+                <m:t xml:space="preserve">N</m:t>
+              </m:r>
+            </m:e>
+            <m:sub>
+              <m:r>
+                <m:t xml:space="preserve">c</m:t>
+              </m:r>
+            </m:sub>
+          </m:sSub>
+          <m:sSubSup>
+            <m:e>
+              <m:r>
+                <m:t xml:space="preserve">Q</m:t>
+              </m:r>
+            </m:e>
+            <m:sub>
+              <m:r>
+                <m:t xml:space="preserve">f</m:t>
+              </m:r>
+            </m:sub>
+            <m:sup>
+              <m:r>
+                <m:t xml:space="preserve">2</m:t>
+              </m:r>
+            </m:sup>
+          </m:sSubSup>
+        </m:oMath>
+      </m:oMathPara>
+    </w:p>
+    <w:p>
+      <w:r>
+        <w:t>For one lepton, b = 4/3 and bα²/(2π) = 2α²/(3π), as in Section 1.1.</w:t>
+      </w:r>
+    </w:p>
+    <w:p>
+      <w:pPr>
+        <w:pStyle w:val="Heading3"/>
+      </w:pPr>
+      <w:r>
+        <w:t>4.2 The solution</w:t>
+      </w:r>
+    </w:p>
+    <w:p>
+      <w:r>
+        <w:t>Separating variables, dα/α² = (b/2π) d ln μ, and integrating from μ₀ to μ,</w:t>
       </w:r>
     </w:p>
     <w:p>
@@ -628,25 +1347,22 @@
               </m:r>
             </m:num>
             <m:den>
-              <m:sSup>
-                <m:e>
-                  <m:r>
-                    <m:t xml:space="preserve">e</m:t>
-                  </m:r>
-                </m:e>
-                <m:sup>
-                  <m:r>
-                    <m:t xml:space="preserve">2</m:t>
-                  </m:r>
-                </m:sup>
-              </m:sSup>
+              <m:r>
+                <m:t xml:space="preserve">α</m:t>
+              </m:r>
             </m:den>
           </m:f>
+          <m:r>
+            <m:t xml:space="preserve">[</m:t>
+          </m:r>
           <m:r>
             <m:t xml:space="preserve">μ</m:t>
           </m:r>
           <m:r>
-            <m:t xml:space="preserve">−</m:t>
+            <m:t xml:space="preserve">]</m:t>
+          </m:r>
+          <m:r>
+            <m:t xml:space="preserve">=</m:t>
           </m:r>
           <m:f>
             <m:num>
@@ -655,20 +1371,14 @@
               </m:r>
             </m:num>
             <m:den>
-              <m:sSup>
-                <m:e>
-                  <m:r>
-                    <m:t xml:space="preserve">e</m:t>
-                  </m:r>
-                </m:e>
-                <m:sup>
-                  <m:r>
-                    <m:t xml:space="preserve">2</m:t>
-                  </m:r>
-                </m:sup>
-              </m:sSup>
+              <m:r>
+                <m:t xml:space="preserve">α</m:t>
+              </m:r>
             </m:den>
           </m:f>
+          <m:r>
+            <m:t xml:space="preserve">[</m:t>
+          </m:r>
           <m:sSub>
             <m:e>
               <m:r>
@@ -682,7 +1392,7 @@
             </m:sub>
           </m:sSub>
           <m:r>
-            <m:t xml:space="preserve">=</m:t>
+            <m:t xml:space="preserve">]</m:t>
           </m:r>
           <m:r>
             <m:t xml:space="preserve">−</m:t>
@@ -690,26 +1400,20 @@
           <m:f>
             <m:num>
               <m:r>
-                <m:t xml:space="preserve">1</m:t>
+                <m:t xml:space="preserve">b</m:t>
               </m:r>
             </m:num>
             <m:den>
-              <m:sSup>
-                <m:e>
-                  <m:r>
-                    <m:t xml:space="preserve">6π</m:t>
-                  </m:r>
-                </m:e>
-                <m:sup>
-                  <m:r>
-                    <m:t xml:space="preserve">2</m:t>
-                  </m:r>
-                </m:sup>
-              </m:sSup>
+              <m:r>
+                <m:t xml:space="preserve">2π</m:t>
+              </m:r>
             </m:den>
           </m:f>
           <m:r>
-            <m:t xml:space="preserve">log</m:t>
+            <m:t xml:space="preserve">ln</m:t>
+          </m:r>
+          <m:r>
+            <m:t xml:space="preserve">[</m:t>
           </m:r>
           <m:f>
             <m:num>
@@ -732,12 +1436,42 @@
               </m:sSub>
             </m:den>
           </m:f>
+          <m:r>
+            <m:t xml:space="preserve">]</m:t>
+          </m:r>
         </m:oMath>
       </m:oMathPara>
     </w:p>
     <w:p>
       <w:r>
-        <w:t>which is Lesson 68's formula after translating e²=4πα and μ²/μ₀² for the logarithm's argument (Exercise 8 fills in the factors of 2). The differential equation and the explicit logarithm are the same statement at this order.</w:t>
+        <w:t>The inverse coupling runs linearly in the logarithm of the scale. This is Lesson 68's formula rewritten (Exercise 6), and it is the most useful form in practice: a plot of 1/α against ln μ is a straight line between thresholds, with slope −b/2π.</w:t>
+      </w:r>
+    </w:p>
+    <w:p>
+      <w:pPr>
+        <w:pStyle w:val="Heading3"/>
+      </w:pPr>
+      <w:r>
+        <w:t>4.3 Thresholds</w:t>
+      </w:r>
+    </w:p>
+    <w:p>
+      <w:r>
+        <w:t>The sum in b runs only over fermions lighter than μ. A heavy particle's loop contributes only Lesson 68's (α/15π)Q²/m_f², which vanishes as its mass grows. This is decoupling. Below each mass the particle is absent from b, and above it the particle is present. In the simplest treatment b jumps at μ = m_f. Matching at μ = m_f e^(5/6) instead reproduces Lesson 68's constant −5/3 exactly at one loop (Exercise 10).</w:t>
+      </w:r>
+    </w:p>
+    <w:p>
+      <w:r>
+        <w:rPr>
+          <w:b/>
+          <w:i/>
+        </w:rPr>
+        <w:t>Worked example 4</w:t>
+      </w:r>
+    </w:p>
+    <w:p>
+      <w:r>
+        <w:t>Run 1/α from the electron mass to M_Z with the three charged leptons. Between m_e and m_μ, b = 4/3. Between m_μ and m_τ, b = 8/3. Between m_τ and M_Z, b = 4. The logarithms are ln(m_μ/m_e) = 5.33, ln(m_τ/m_μ) = 2.82, and ln(M_Z/m_τ) = 3.94. The total change is Δ(1/α) = (1/2π)[(4/3)(5.33) + (8/3)(2.82) + 4(3.94)] = (1/2π)(7.11 + 7.53 + 15.75) = 4.84. That is the leading-logarithm version of Lesson 68's leptonic shift, (1/3π)Σ ln(M_Z²/m_ℓ²) = 4.84, computed now as three straight-line segments. Lesson 68's constants −5/3 reduce it to 4.30. Quarks add their own segments with N_c Q_f² = 4/3 for up-type and 1/3 for down-type quarks, but below a few GeV the strong interaction makes those segments unreliable, which is why Lesson 68 took the hadronic part from data.</w:t>
       </w:r>
     </w:p>
     <w:p>
@@ -745,12 +1479,131 @@
         <w:pStyle w:val="Heading2"/>
       </w:pPr>
       <w:r>
-        <w:t>4 The sign, and what this course does not claim</w:t>
+        <w:t>5 The sign of β</w:t>
+      </w:r>
+    </w:p>
+    <w:p>
+      <w:pPr>
+        <w:pStyle w:val="Heading3"/>
+      </w:pPr>
+      <w:r>
+        <w:t>5.1 Three possibilities</w:t>
       </w:r>
     </w:p>
     <w:p>
       <w:r>
-        <w:t>β(e)&gt;0 in QED at this order: the coupling grows as μ grows, matching Lesson 68's screening. The Landau pole of Lesson 68, Exercise 16, is the point where this one-loop solution diverges. This course does not compute β for non-Abelian gauge theory and does not claim QCD's opposite sign as a derived result.</w:t>
+        <w:t>If β &gt; 0, the coupling grows with μ and shrinks at long distance. This is QED, and it is screening restated. If β &lt; 0, the coupling shrinks at short distance, which is called asymptotic freedom. The strong interaction behaves this way: its one-loop coefficient has the form 11 − (2/3)n_f, where the 11 comes from gluon self-interaction. That result is quoted here, not derived. If β = 0 at some value of the coupling, that value is a fixed point, where the theory looks the same at every scale. Lesson 68's Exercise 16 asked what Π̂ would have to be for β to vanish: independent of q², so that no logarithm appears.</w:t>
+      </w:r>
+    </w:p>
+    <w:p>
+      <w:pPr>
+        <w:pStyle w:val="Heading3"/>
+      </w:pPr>
+      <w:r>
+        <w:t>5.2 The Landau pole as a property of the equation</w:t>
+      </w:r>
+    </w:p>
+    <w:p>
+      <w:r>
+        <w:t>Setting 1/α(μ) = 0 in Section 4.2 gives</w:t>
+      </w:r>
+    </w:p>
+    <w:p>
+      <w:pPr>
+        <w:spacing w:before="100" w:after="160"/>
+        <w:jc w:val="center"/>
+      </w:pPr>
+      <m:oMathPara>
+        <m:oMath>
+          <m:sSub>
+            <m:e>
+              <m:r>
+                <m:t xml:space="preserve">μ</m:t>
+              </m:r>
+            </m:e>
+            <m:sub>
+              <m:r>
+                <m:t xml:space="preserve">L</m:t>
+              </m:r>
+            </m:sub>
+          </m:sSub>
+          <m:r>
+            <m:t xml:space="preserve">=</m:t>
+          </m:r>
+          <m:sSub>
+            <m:e>
+              <m:r>
+                <m:t xml:space="preserve">μ</m:t>
+              </m:r>
+            </m:e>
+            <m:sub>
+              <m:r>
+                <m:t xml:space="preserve">0</m:t>
+              </m:r>
+            </m:sub>
+          </m:sSub>
+          <m:r>
+            <m:t xml:space="preserve">exp</m:t>
+          </m:r>
+          <m:r>
+            <m:t xml:space="preserve">[</m:t>
+          </m:r>
+          <m:f>
+            <m:num>
+              <m:r>
+                <m:t xml:space="preserve">2π</m:t>
+              </m:r>
+            </m:num>
+            <m:den>
+              <m:r>
+                <m:t xml:space="preserve">b</m:t>
+              </m:r>
+              <m:r>
+                <m:t xml:space="preserve">α</m:t>
+              </m:r>
+              <m:r>
+                <m:t xml:space="preserve">[</m:t>
+              </m:r>
+              <m:sSub>
+                <m:e>
+                  <m:r>
+                    <m:t xml:space="preserve">μ</m:t>
+                  </m:r>
+                </m:e>
+                <m:sub>
+                  <m:r>
+                    <m:t xml:space="preserve">0</m:t>
+                  </m:r>
+                </m:sub>
+              </m:sSub>
+              <m:r>
+                <m:t xml:space="preserve">]</m:t>
+              </m:r>
+            </m:den>
+          </m:f>
+          <m:r>
+            <m:t xml:space="preserve">]</m:t>
+          </m:r>
+        </m:oMath>
+      </m:oMathPara>
+    </w:p>
+    <w:p>
+      <w:r>
+        <w:t>For the electron alone, with μ₀ = m and α(μ₀) = 1/137.036, this is m exp(3π/2α) ≈ 10²⁸⁰ m, matching Lesson 68 apart from the matching constant e^(5/6). The one-loop solution blows up there, but the equation was derived assuming α small, so near μ_L the equation itself is no longer trustworthy. Whether the full theory has such a pole cannot be decided from one loop. Lattice studies of QED-like theories suggest that a consistent QED with nonzero charge at low energy may require a cutoff, which is one meaning of the statement that QED is an effective theory. In practice the question never arises, because QED is part of the electroweak theory of Lesson 86 long before μ_L.</w:t>
+      </w:r>
+    </w:p>
+    <w:p>
+      <w:r>
+        <w:rPr>
+          <w:b/>
+          <w:i/>
+        </w:rPr>
+        <w:t>Worked example 5</w:t>
+      </w:r>
+    </w:p>
+    <w:p>
+      <w:r>
+        <w:t>Explain why the Landau pole moves to lower scales as more charged species are added, and estimate the effect of the three leptons alone. A larger b gives a steeper line in 1/α versus ln μ, so 1/α reaches zero sooner. Starting from 1/α(M_Z) ≈ 132.7 with leptons only (Lesson 68) and b = 4, the pole sits at ln(μ_L/M_Z) = 2π × 132.7/4 ≈ 208, so μ_L ≈ 10⁹⁰ M_Z. That is far lower than 10²⁷⁷ GeV, but still incomparably beyond the Planck scale.</w:t>
       </w:r>
     </w:p>
     <w:p>
@@ -758,7 +1611,132 @@
         <w:pStyle w:val="Heading2"/>
       </w:pPr>
       <w:r>
-        <w:t>5 Connections to QED</w:t>
+        <w:t>6 Beyond one loop, quoted</w:t>
+      </w:r>
+    </w:p>
+    <w:p>
+      <w:r>
+        <w:t>At two loops, for one charged Dirac fermion,</w:t>
+      </w:r>
+    </w:p>
+    <w:p>
+      <w:pPr>
+        <w:spacing w:before="100" w:after="160"/>
+        <w:jc w:val="center"/>
+      </w:pPr>
+      <m:oMathPara>
+        <m:oMath>
+          <m:r>
+            <m:t xml:space="preserve">β</m:t>
+          </m:r>
+          <m:r>
+            <m:t xml:space="preserve">[</m:t>
+          </m:r>
+          <m:r>
+            <m:t xml:space="preserve">e</m:t>
+          </m:r>
+          <m:r>
+            <m:t xml:space="preserve">]</m:t>
+          </m:r>
+          <m:r>
+            <m:t xml:space="preserve">=</m:t>
+          </m:r>
+          <m:f>
+            <m:num>
+              <m:sSup>
+                <m:e>
+                  <m:r>
+                    <m:t xml:space="preserve">e</m:t>
+                  </m:r>
+                </m:e>
+                <m:sup>
+                  <m:r>
+                    <m:t xml:space="preserve">3</m:t>
+                  </m:r>
+                </m:sup>
+              </m:sSup>
+            </m:num>
+            <m:den>
+              <m:sSup>
+                <m:e>
+                  <m:r>
+                    <m:t xml:space="preserve">12π</m:t>
+                  </m:r>
+                </m:e>
+                <m:sup>
+                  <m:r>
+                    <m:t xml:space="preserve">2</m:t>
+                  </m:r>
+                </m:sup>
+              </m:sSup>
+            </m:den>
+          </m:f>
+          <m:r>
+            <m:t xml:space="preserve">+</m:t>
+          </m:r>
+          <m:f>
+            <m:num>
+              <m:sSup>
+                <m:e>
+                  <m:r>
+                    <m:t xml:space="preserve">e</m:t>
+                  </m:r>
+                </m:e>
+                <m:sup>
+                  <m:r>
+                    <m:t xml:space="preserve">5</m:t>
+                  </m:r>
+                </m:sup>
+              </m:sSup>
+            </m:num>
+            <m:den>
+              <m:sSup>
+                <m:e>
+                  <m:r>
+                    <m:t xml:space="preserve">64π</m:t>
+                  </m:r>
+                </m:e>
+                <m:sup>
+                  <m:r>
+                    <m:t xml:space="preserve">4</m:t>
+                  </m:r>
+                </m:sup>
+              </m:sSup>
+            </m:den>
+          </m:f>
+          <m:r>
+            <m:t xml:space="preserve">+</m:t>
+          </m:r>
+          <m:r>
+            <m:t xml:space="preserve">⋯</m:t>
+          </m:r>
+        </m:oMath>
+      </m:oMathPara>
+    </w:p>
+    <w:p>
+      <w:r>
+        <w:t>or equivalently μ dα/dμ = (2α²/3π)[1 + 3α/(4π)]. The correction is about 0.2 percent of the leading term. For a theory with a single coupling and massless fermions, these first two coefficients do not depend on the subtraction scheme. From three loops on, they do. Masses also run: in the modified minimal-subtraction scheme the electron mass obeys μ dm/dμ = −(3α/2π)m at one loop, so the running mass decreases slowly with scale. Both results are standard, and neither is derived in this course. They are quoted so that a reader meeting them elsewhere knows where they belong.</w:t>
+      </w:r>
+    </w:p>
+    <w:p>
+      <w:pPr>
+        <w:pStyle w:val="Heading2"/>
+      </w:pPr>
+      <w:r>
+        <w:t>7 What this lesson has not done</w:t>
+      </w:r>
+    </w:p>
+    <w:p>
+      <w:r>
+        <w:t>This lesson derived the one-loop β from Lesson 68's explicit loop, not from a general renormalization of the Lagrangian. It has not computed the two-loop coefficient or the mass anomalous dimension, and it has not derived the strong-interaction coefficient 11 − (2/3)n_f. It has treated thresholds as sharp jumps, which is accurate to the leading logarithm, and has relied on Lesson 68 for the constants. The general framework, in which every parameter of the Lagrangian has its own running, is the subject of the field-theory texts named in the Bibliography.</w:t>
+      </w:r>
+    </w:p>
+    <w:p>
+      <w:pPr>
+        <w:pStyle w:val="Heading2"/>
+      </w:pPr>
+      <w:r>
+        <w:t>8 Connections to QED</w:t>
       </w:r>
     </w:p>
     <w:tbl>
@@ -834,7 +1812,7 @@
           </w:tcPr>
           <w:p>
             <w:r>
-              <w:t>β(e)=e³/(12π²)</w:t>
+              <w:t>β(e) = e³/(12π²), μ dα/dμ = 2α²/(3π)</w:t>
             </w:r>
           </w:p>
         </w:tc>
@@ -851,7 +1829,7 @@
           </w:tcPr>
           <w:p>
             <w:r>
-              <w:t>The one-loop QED beta function, one charged Dirac fermion</w:t>
+              <w:t>The one-loop QED beta function for one charged fermion</w:t>
             </w:r>
           </w:p>
         </w:tc>
@@ -871,7 +1849,7 @@
           </w:tcPr>
           <w:p>
             <w:r>
-              <w:t>μ dα/dμ=2α²/(3π)</w:t>
+              <w:t>[μ∂/∂μ + β∂/∂α]R = 0</w:t>
             </w:r>
           </w:p>
         </w:tc>
@@ -880,42 +1858,6 @@
             <w:tcW w:type="dxa" w:w="6528"/>
             <w:vAlign w:val="center"/>
             <w:shd w:fill="EAF2F8"/>
-            <w:tcMar>
-              <w:top w:w="100" w:type="dxa"/>
-              <w:start w:w="100" w:type="dxa"/>
-              <w:bottom w:w="100" w:type="dxa"/>
-              <w:end w:w="100" w:type="dxa"/>
-            </w:tcMar>
-          </w:tcPr>
-          <w:p>
-            <w:r>
-              <w:t>Equivalent form in α</w:t>
-            </w:r>
-          </w:p>
-        </w:tc>
-      </w:tr>
-      <w:tr>
-        <w:tc>
-          <w:tcPr>
-            <w:tcW w:type="dxa" w:w="3264"/>
-            <w:vAlign w:val="center"/>
-            <w:tcMar>
-              <w:top w:w="100" w:type="dxa"/>
-              <w:start w:w="100" w:type="dxa"/>
-              <w:bottom w:w="100" w:type="dxa"/>
-              <w:end w:w="100" w:type="dxa"/>
-            </w:tcMar>
-          </w:tcPr>
-          <w:p>
-            <w:r>
-              <w:t>Physical quantities independent of μ</w:t>
-            </w:r>
-          </w:p>
-        </w:tc>
-        <w:tc>
-          <w:tcPr>
-            <w:tcW w:type="dxa" w:w="6528"/>
-            <w:vAlign w:val="center"/>
             <w:tcMar>
               <w:top w:w="100" w:type="dxa"/>
               <w:start w:w="100" w:type="dxa"/>
@@ -935,6 +1877,42 @@
           <w:tcPr>
             <w:tcW w:type="dxa" w:w="3264"/>
             <w:vAlign w:val="center"/>
+            <w:tcMar>
+              <w:top w:w="100" w:type="dxa"/>
+              <w:start w:w="100" w:type="dxa"/>
+              <w:bottom w:w="100" w:type="dxa"/>
+              <w:end w:w="100" w:type="dxa"/>
+            </w:tcMar>
+          </w:tcPr>
+          <w:p>
+            <w:r>
+              <w:t>1/α(μ) = 1/α(μ₀) − (b/2π)ln(μ/μ₀)</w:t>
+            </w:r>
+          </w:p>
+        </w:tc>
+        <w:tc>
+          <w:tcPr>
+            <w:tcW w:type="dxa" w:w="6528"/>
+            <w:vAlign w:val="center"/>
+            <w:tcMar>
+              <w:top w:w="100" w:type="dxa"/>
+              <w:start w:w="100" w:type="dxa"/>
+              <w:bottom w:w="100" w:type="dxa"/>
+              <w:end w:w="100" w:type="dxa"/>
+            </w:tcMar>
+          </w:tcPr>
+          <w:p>
+            <w:r>
+              <w:t>Running between thresholds; α(M_Z) in Lessons 78 and 86</w:t>
+            </w:r>
+          </w:p>
+        </w:tc>
+      </w:tr>
+      <w:tr>
+        <w:tc>
+          <w:tcPr>
+            <w:tcW w:type="dxa" w:w="3264"/>
+            <w:vAlign w:val="center"/>
             <w:shd w:fill="EAF2F8"/>
             <w:tcMar>
               <w:top w:w="100" w:type="dxa"/>
@@ -945,7 +1923,7 @@
           </w:tcPr>
           <w:p>
             <w:r>
-              <w:t>Positive β, screening</w:t>
+              <w:t>Leading-logarithm resummation</w:t>
             </w:r>
           </w:p>
         </w:tc>
@@ -963,7 +1941,43 @@
           </w:tcPr>
           <w:p>
             <w:r>
-              <w:t>Consistent with Lesson 68; not a statement about QCD</w:t>
+              <w:t>Why Lesson 68's denominator form is correct</w:t>
+            </w:r>
+          </w:p>
+        </w:tc>
+      </w:tr>
+      <w:tr>
+        <w:tc>
+          <w:tcPr>
+            <w:tcW w:type="dxa" w:w="3264"/>
+            <w:vAlign w:val="center"/>
+            <w:tcMar>
+              <w:top w:w="100" w:type="dxa"/>
+              <w:start w:w="100" w:type="dxa"/>
+              <w:bottom w:w="100" w:type="dxa"/>
+              <w:end w:w="100" w:type="dxa"/>
+            </w:tcMar>
+          </w:tcPr>
+          <w:p>
+            <w:r>
+              <w:t>β &gt; 0, Landau pole μ_L</w:t>
+            </w:r>
+          </w:p>
+        </w:tc>
+        <w:tc>
+          <w:tcPr>
+            <w:tcW w:type="dxa" w:w="6528"/>
+            <w:vAlign w:val="center"/>
+            <w:tcMar>
+              <w:top w:w="100" w:type="dxa"/>
+              <w:start w:w="100" w:type="dxa"/>
+              <w:bottom w:w="100" w:type="dxa"/>
+              <w:end w:w="100" w:type="dxa"/>
+            </w:tcMar>
+          </w:tcPr>
+          <w:p>
+            <w:r>
+              <w:t>QED as an effective theory, Lesson 86</w:t>
             </w:r>
           </w:p>
         </w:tc>
@@ -974,7 +1988,7 @@
         <w:pStyle w:val="Heading2"/>
       </w:pPr>
       <w:r>
-        <w:t>6 Summary</w:t>
+        <w:t>9 Summary</w:t>
       </w:r>
     </w:p>
     <w:p>
@@ -986,7 +2000,7 @@
         </w:numPr>
       </w:pPr>
       <w:r>
-        <w:t>Differentiating Lesson 68's running formula produces μ dα/dμ=2α²/(3π).</w:t>
+        <w:t>Differentiating Lesson 68's running formula gives μ dα/dμ = 2α²/(3π), or β(e) = e³/(12π²).</w:t>
       </w:r>
     </w:p>
     <w:p>
@@ -998,7 +2012,7 @@
         </w:numPr>
       </w:pPr>
       <w:r>
-        <w:t>In terms of e, β(e)=μ de/dμ=e³/(12π²) at one loop for one charged fermion.</w:t>
+        <w:t>The coupling can be defined at any scale μ. Physical observables cannot depend on μ, and that requirement is the renormalization-group equation.</w:t>
       </w:r>
     </w:p>
     <w:p>
@@ -1010,7 +2024,7 @@
         </w:numPr>
       </w:pPr>
       <w:r>
-        <w:t>A physical prediction cannot depend on the arbitrary scale μ; that requirement is a renormalization-group equation.</w:t>
+        <w:t>Solving the equation sums the leading logarithms α(αL)ⁿ, which justifies the denominator form of the running coupling.</w:t>
       </w:r>
     </w:p>
     <w:p>
@@ -1022,7 +2036,7 @@
         </w:numPr>
       </w:pPr>
       <w:r>
-        <w:t>Integrating β recovers Lesson 68's logarithm, so the two lessons are the same one-loop content in two forms.</w:t>
+        <w:t>With b = (4/3)Σ N_c Q_f², 1/α runs linearly in ln μ, with a change of slope at each threshold.</w:t>
       </w:r>
     </w:p>
     <w:p>
@@ -1034,7 +2048,19 @@
         </w:numPr>
       </w:pPr>
       <w:r>
-        <w:t>QED's β is positive: screening, a Landau pole only at an unphysical scale.</w:t>
+        <w:t>β &gt; 0 in QED: screening, and a one-loop Landau pole far beyond any physical scale, where the equation itself no longer applies.</w:t>
+      </w:r>
+    </w:p>
+    <w:p>
+      <w:pPr>
+        <w:pStyle w:val="ListNumber"/>
+        <w:numPr>
+          <w:ilvl w:val="0"/>
+          <w:numId w:val="10"/>
+        </w:numPr>
+      </w:pPr>
+      <w:r>
+        <w:t>The two-loop term e⁵/(64π⁴) and the running mass are quoted, not derived.</w:t>
       </w:r>
     </w:p>
     <w:p>
@@ -1135,7 +2161,7 @@
           </w:tcPr>
           <w:p>
             <w:r>
-              <w:t>Starting from α(μ)=α/[1−(α/3π)log(μ²/m²)], compute dα/d log μ directly.</w:t>
+              <w:t>Starting from α(μ) = α/[1 − (α/3π)ln(μ²/m²)], compute dα/d ln μ and show it equals 2α(μ)²/(3π).</w:t>
             </w:r>
           </w:p>
         </w:tc>
@@ -1173,7 +2199,7 @@
           </w:tcPr>
           <w:p>
             <w:r>
-              <w:t>Convert Exercise 1's result into μ dα/dμ=2[α(μ)]²/(3π).</w:t>
+              <w:t>Convert μ dα/dμ = 2α²/(3π) into β(e) = e³/(12π²), showing every factor.</w:t>
             </w:r>
           </w:p>
         </w:tc>
@@ -1209,7 +2235,7 @@
           </w:tcPr>
           <w:p>
             <w:r>
-              <w:t>Repeat Worked example 1's conversion from α to e.</w:t>
+              <w:t>Derive Section 2.1's formula from Lesson 68's α_eff(Q²) = α/[1 − (α/3π)ln(Q²/m²)] by eliminating α in favour of α(μ).</w:t>
             </w:r>
           </w:p>
         </w:tc>
@@ -1247,7 +2273,7 @@
           </w:tcPr>
           <w:p>
             <w:r>
-              <w:t>State the definition of β(e) in words, without a formula.</w:t>
+              <w:t>Verify Worked example 2's cancellation, keeping track of the factor of 2 from ln(Q²/μ²).</w:t>
             </w:r>
           </w:p>
         </w:tc>
@@ -1283,7 +2309,7 @@
           </w:tcPr>
           <w:p>
             <w:r>
-              <w:t>Explain why σ cannot depend on μ if it is computed to all orders.</w:t>
+              <w:t>Expand α/[1 − x] to third order in x = αL/3π, and say which diagrams produce each term.</w:t>
             </w:r>
           </w:p>
         </w:tc>
@@ -1321,7 +2347,7 @@
           </w:tcPr>
           <w:p>
             <w:r>
-              <w:t>Separate variables in μ de/dμ=e³/(12π²) and integrate.</w:t>
+              <w:t>Integrate μ dα/dμ = bα²/(2π) from μ₀ to μ and show that b = 4/3 reproduces Lesson 68's formula.</w:t>
             </w:r>
           </w:p>
         </w:tc>
@@ -1357,7 +2383,7 @@
           </w:tcPr>
           <w:p>
             <w:r>
-              <w:t>Convert Exercise 6's result from e² to α.</w:t>
+              <w:t>Compute b for the three charged leptons, then for leptons plus u, d, s, c, b quarks.</w:t>
             </w:r>
           </w:p>
         </w:tc>
@@ -1395,7 +2421,7 @@
           </w:tcPr>
           <w:p>
             <w:r>
-              <w:t>Match Exercise 7 to Lesson 68's formula, tracking the factor of 2 between log(μ/μ₀) and log(μ²/μ₀²).</w:t>
+              <w:t>Using Section 4.2, find 1/α at 10 GeV, starting from the leading-logarithm value 1/α(m_τ) ≈ 134.7 of Worked example 4, with the three leptons and all five lighter quarks treated as free above m_τ. Say why the result is only indicative.</w:t>
             </w:r>
           </w:p>
         </w:tc>
@@ -1431,7 +2457,7 @@
           </w:tcPr>
           <w:p>
             <w:r>
-              <w:t>State the initial condition this differential equation uses in this course.</w:t>
+              <w:t>Explain why a fermion much heavier than μ does not appear in b, using Lesson 68's small-Q² limit.</w:t>
             </w:r>
           </w:p>
         </w:tc>
@@ -1469,7 +2495,7 @@
           </w:tcPr>
           <w:p>
             <w:r>
-              <w:t>What happens to β if three lepton flavors run, qualitatively?</w:t>
+              <w:t>Show that matching at μ = m e^(5/6) instead of μ = m reproduces the constant −5/3 of Lesson 68.</w:t>
             </w:r>
           </w:p>
         </w:tc>
@@ -1505,7 +2531,7 @@
           </w:tcPr>
           <w:p>
             <w:r>
-              <w:t>Why is a large logarithm a reason to use the RG equation rather than a fixed-order expansion in α?</w:t>
+              <w:t>Derive μ_L = μ₀ exp[2π/(bα(μ₀))] and evaluate log₁₀(μ_L/m) for the electron alone.</w:t>
             </w:r>
           </w:p>
         </w:tc>
@@ -1543,7 +2569,7 @@
           </w:tcPr>
           <w:p>
             <w:r>
-              <w:t>Sign of β in this calculation, and the corresponding long-distance behavior of the charge.</w:t>
+              <w:t>Using the two-loop β of Section 6, compute the ratio of the two-loop to the one-loop term at α = 1/129.</w:t>
             </w:r>
           </w:p>
         </w:tc>
@@ -1579,7 +2605,7 @@
           </w:tcPr>
           <w:p>
             <w:r>
-              <w:t>Locate the Landau pole from 1/e²(μ)=0 in Exercise 6, and compare with Lesson 68, Exercise 16.</w:t>
+              <w:t>Integrate μ dm/dμ = −(3α/2π)m at fixed α from 1 GeV to 100 GeV and give the fractional change in m.</w:t>
             </w:r>
           </w:p>
         </w:tc>
@@ -1617,81 +2643,7 @@
           </w:tcPr>
           <w:p>
             <w:r>
-              <w:t>Explain why μ itself is not a physical mass of any particle.</w:t>
-            </w:r>
-          </w:p>
-        </w:tc>
-      </w:tr>
-      <w:tr>
-        <w:tc>
-          <w:tcPr>
-            <w:tcW w:type="dxa" w:w="720"/>
-            <w:vAlign w:val="center"/>
-            <w:tcMar>
-              <w:top w:w="100" w:type="dxa"/>
-              <w:start w:w="100" w:type="dxa"/>
-              <w:bottom w:w="100" w:type="dxa"/>
-              <w:end w:w="100" w:type="dxa"/>
-            </w:tcMar>
-          </w:tcPr>
-          <w:p>
-            <w:r>
-              <w:t>15</w:t>
-            </w:r>
-          </w:p>
-        </w:tc>
-        <w:tc>
-          <w:tcPr>
-            <w:tcW w:type="dxa" w:w="9072"/>
-            <w:vAlign w:val="center"/>
-            <w:tcMar>
-              <w:top w:w="100" w:type="dxa"/>
-              <w:start w:w="100" w:type="dxa"/>
-              <w:bottom w:w="100" w:type="dxa"/>
-              <w:end w:w="100" w:type="dxa"/>
-            </w:tcMar>
-          </w:tcPr>
-          <w:p>
-            <w:r>
-              <w:t>Write μ dσ/dμ=0 as a chain rule involving ∂σ/∂μ and (dσ/de)β(e).</w:t>
-            </w:r>
-          </w:p>
-        </w:tc>
-      </w:tr>
-      <w:tr>
-        <w:tc>
-          <w:tcPr>
-            <w:tcW w:type="dxa" w:w="720"/>
-            <w:vAlign w:val="center"/>
-            <w:shd w:fill="EAF2F8"/>
-            <w:tcMar>
-              <w:top w:w="100" w:type="dxa"/>
-              <w:start w:w="100" w:type="dxa"/>
-              <w:bottom w:w="100" w:type="dxa"/>
-              <w:end w:w="100" w:type="dxa"/>
-            </w:tcMar>
-          </w:tcPr>
-          <w:p>
-            <w:r>
-              <w:t>16</w:t>
-            </w:r>
-          </w:p>
-        </w:tc>
-        <w:tc>
-          <w:tcPr>
-            <w:tcW w:type="dxa" w:w="9072"/>
-            <w:vAlign w:val="center"/>
-            <w:shd w:fill="EAF2F8"/>
-            <w:tcMar>
-              <w:top w:w="100" w:type="dxa"/>
-              <w:start w:w="100" w:type="dxa"/>
-              <w:bottom w:w="100" w:type="dxa"/>
-              <w:end w:w="100" w:type="dxa"/>
-            </w:tcMar>
-          </w:tcPr>
-          <w:p>
-            <w:r>
-              <w:t>Challenge: if β vanished identically, what would Lesson 68's Π̂ have to be?</w:t>
+              <w:t>Challenge: explain why choosing μ = Q in a one-loop calculation does not make the calculation exact, and what the residual μ-dependence tells you.</w:t>
             </w:r>
           </w:p>
         </w:tc>
@@ -1716,7 +2668,7 @@
         <w:t xml:space="preserve"> </w:t>
       </w:r>
       <w:r>
-        <w:t>Let D=1−(α/3π)L with L=log(μ²/m²), dL/d log μ=2. dα/d log μ=α·(α/3π)·2 / D²=2α²/(3π D²).</w:t>
+        <w:t>Let D = 1 − (α/3π)L, with dL/d ln μ = 2. Then dα(μ)/d ln μ = α(α/3π)(2)/D² = (2/3π)(α/D)² = 2α(μ)²/(3π).</w:t>
       </w:r>
     </w:p>
     <w:p>
@@ -1730,7 +2682,7 @@
         <w:t xml:space="preserve"> </w:t>
       </w:r>
       <w:r>
-        <w:t>α(μ)=α/D so α/D=α(μ) and α/D²=α(μ)²/α·α=α(μ)²/α wait: α/D²=(α/D)² · (D/α)·α / D no. Simply: 2α²/(3π D²)=2(α/D)²/(3π)=2[α(μ)]²/(3π).</w:t>
+        <w:t>α = e²/4π gives μ dα/dμ = (e/2π)μ de/dμ. Setting this equal to 2e⁴/(16π² × 3π) = e⁴/(24π³) gives μ de/dμ = (2π/e) × e⁴/(24π³) = e³/(12π²).</w:t>
       </w:r>
     </w:p>
     <w:p>
@@ -1744,7 +2696,7 @@
         <w:t xml:space="preserve"> </w:t>
       </w:r>
       <w:r>
-        <w:t>As in Worked example 1: (e/2π)β=2α²/(3π) with α=e²/4π gives β=e³/(12π²).</w:t>
+        <w:t>From Lesson 68, 1/α_eff(Q²) = 1/α − (1/3π)ln(Q²/m²), and in the same way 1/α(μ) = 1/α − (1/3π)ln(μ²/m²). Subtracting, 1/α_eff(Q²) = 1/α(μ) − (1/3π)ln(Q²/μ²). Inverting gives Section 2.1.</w:t>
       </w:r>
     </w:p>
     <w:p>
@@ -1758,7 +2710,7 @@
         <w:t xml:space="preserve"> </w:t>
       </w:r>
       <w:r>
-        <w:t>β(e) is the rate of change of the renormalized coupling with respect to the logarithm of the renormalization scale.</w:t>
+        <w:t>μ ∂/∂μ of ln(Q²/μ²) is −2, so μ∂R/∂μ = α(α/3π)(−2) = −2α²/(3π). β ∂R/∂α = (2α²/3π)(1 + 2αL/3π) = 2α²/(3π) + O(α³). The sum is O(α³), beyond the order computed.</w:t>
       </w:r>
     </w:p>
     <w:p>
@@ -1772,7 +2724,7 @@
         <w:t xml:space="preserve"> </w:t>
       </w:r>
       <w:r>
-        <w:t>μ was introduced by hand as a split in a loop integral; an exact observable cannot remember a bookkeeping choice.</w:t>
+        <w:t>α(1 + x + x² + x³ + ⋯). The term xⁿ comes from n vacuum-polarization bubbles chained on the photon line, each contributing one power of α and one logarithm.</w:t>
       </w:r>
     </w:p>
     <w:p>
@@ -1786,7 +2738,7 @@
         <w:t xml:space="preserve"> </w:t>
       </w:r>
       <w:r>
-        <w:t>∫e⁻³ de = ∫d log μ /(12π²) gives −1/(2e²) = log(μ/μ₀)/(12π²)+c, hence 1/e²(μ)−1/e²(μ₀)=−(1/6π²)log(μ/μ₀).</w:t>
+        <w:t>dα/α² = (b/2π)d ln μ, so −1/α(μ) + 1/α(μ₀) = (b/2π)ln(μ/μ₀). With b = 4/3, b/2π = 2/(3π), and (2/3π)ln(μ/μ₀) = (1/3π)ln(μ²/μ₀²), which is Lesson 68's logarithm with μ₀ = m.</w:t>
       </w:r>
     </w:p>
     <w:p>
@@ -1800,7 +2752,7 @@
         <w:t xml:space="preserve"> </w:t>
       </w:r>
       <w:r>
-        <w:t>e²=4πα so 1/(4πα(μ))−1/(4πα₀)=−(1/6π²)log(μ/μ₀), or 1/α(μ)−1/α₀=−(2/3π)log(μ/μ₀).</w:t>
+        <w:t>Leptons: (4/3)(1 + 1 + 1) = 4. Quarks: u and c give 3 × 4/9 each, and d, s, b give 3 × 1/9 each, so the quarks add (4/3)(4/3 + 4/3 + 1/3 + 1/3 + 1/3) = (4/3)(11/3) = 44/9. The total is 4 + 44/9 = 80/9 ≈ 8.9.</w:t>
       </w:r>
     </w:p>
     <w:p>
@@ -1814,7 +2766,7 @@
         <w:t xml:space="preserve"> </w:t>
       </w:r>
       <w:r>
-        <w:t>Lesson 68 has 1/α(q²)−1/α=(1/3π)log(|q²|/m²)=(2/3π)log(|q|/m), matching Exercise 7's magnitude with opposite tracking of which scale is larger; the signs agree once μ&gt;μ₀ implies α(μ)&gt;α(μ₀).</w:t>
+        <w:t>From Exercise 7, b = 80/9 ≈ 8.89. ln(10/1.777) = 1.73, so Δ(1/α) = (8.89)(1.73)/(2π) = 2.45, and 1/α(10 GeV) ≈ 132.3. The free-quark treatment ignores confinement and quark-mass ambiguities below a few GeV. That is why Lesson 68 takes the hadronic piece from data.</w:t>
       </w:r>
     </w:p>
     <w:p>
@@ -1828,7 +2780,7 @@
         <w:t xml:space="preserve"> </w:t>
       </w:r>
       <w:r>
-        <w:t>α(μ₀)≈1/137 at a low scale μ₀∼m, or any other measured point.</w:t>
+        <w:t>A loop with m_f ≫ Q contributes only (α/15π)Q²/m_f² to Π̂. This carries no logarithm, so it adds nothing to the slope dα/d ln μ, and it vanishes as m_f/Q → ∞.</w:t>
       </w:r>
     </w:p>
     <w:p>
@@ -1842,7 +2794,7 @@
         <w:t xml:space="preserve"> </w:t>
       </w:r>
       <w:r>
-        <w:t>Each additional charged fermion adds to the coefficient of β, making the coupling run faster above that fermion's mass.</w:t>
+        <w:t>Below threshold the particle contributes nothing. Above it, the step-function rule gives (α/3π)ln(Q²/μ_th²). Choosing μ_th = m e^(5/6) gives ln(Q²/m²) − 2(5/6) = ln(Q²/m²) − 5/3, which is Lesson 68's large-Q² result.</w:t>
       </w:r>
     </w:p>
     <w:p>
@@ -1856,7 +2808,7 @@
         <w:t xml:space="preserve"> </w:t>
       </w:r>
       <w:r>
-        <w:t>α log can be order 1 while α is small; the RG sums those leading logs by using α(μ) at the process scale.</w:t>
+        <w:t>1/α(μ_L) = 0 gives (b/2π)ln(μ_L/μ₀) = 1/α(μ₀). For the electron, b = 4/3 and ln(μ_L/m) = (3π/2) × 137.036 = 645.8, so log₁₀(μ_L/m) = 280.4.</w:t>
       </w:r>
     </w:p>
     <w:p>
@@ -1870,7 +2822,7 @@
         <w:t xml:space="preserve"> </w:t>
       </w:r>
       <w:r>
-        <w:t>β&gt;0: charge screened at long distance, larger at short distance.</w:t>
+        <w:t>The ratio is 3α/(4π) = 3/(4π × 129) = 1.85×10⁻³, about 0.2 percent.</w:t>
       </w:r>
     </w:p>
     <w:p>
@@ -1884,7 +2836,7 @@
         <w:t xml:space="preserve"> </w:t>
       </w:r>
       <w:r>
-        <w:t>1/e²=0 when log(μ/μ₀)=6π²/e²(μ₀)= (3π/2)/α, same exponential as Lesson 68.</w:t>
+        <w:t>ln(m(100)/m(1)) = −(3α/2π)ln 100 = −(3/(2π × 137))(4.61) = −0.016. The mass decreases by about 1.6 percent, using α ≈ 1/137 as a rough constant.</w:t>
       </w:r>
     </w:p>
     <w:p>
@@ -1898,35 +2850,7 @@
         <w:t xml:space="preserve"> </w:t>
       </w:r>
       <w:r>
-        <w:t>μ is the point at which the finite part of Π is subtracted, an arbitrary mass scale, not a particle in the spectrum.</w:t>
-      </w:r>
-    </w:p>
-    <w:p>
-      <w:r>
-        <w:rPr>
-          <w:b/>
-        </w:rPr>
-        <w:t>15.</w:t>
-      </w:r>
-      <w:r>
-        <w:t xml:space="preserve"> </w:t>
-      </w:r>
-      <w:r>
-        <w:t>dσ/d log μ = μ∂σ/∂μ + (dσ/de)β(e)=0.</w:t>
-      </w:r>
-    </w:p>
-    <w:p>
-      <w:r>
-        <w:rPr>
-          <w:b/>
-        </w:rPr>
-        <w:t>16.</w:t>
-      </w:r>
-      <w:r>
-        <w:t xml:space="preserve"> </w:t>
-      </w:r>
-      <w:r>
-        <w:t>β=0 would require Π̂ independent of q², hence no running and a momentum-independent finite remainder.</w:t>
+        <w:t>Setting μ = Q removes the large logarithm from the one-loop correction, but the two-loop terms, of order α², remain uncomputed. Varying μ by a factor of 2 around Q changes the truncated result by an amount of that same order, so the variation estimates the size of the missing terms. It is not an error to be eliminated.</w:t>
       </w:r>
     </w:p>
     <w:p>
@@ -1942,7 +2866,7 @@
         <w:pStyle w:val="ListBullet"/>
       </w:pPr>
       <w:r>
-        <w:t>I can obtain β(e)=e³/(12π²) from Lesson 68's logarithm.</w:t>
+        <w:t>I can derive β(e) = e³/(12π²) from Lesson 68's logarithm and convert between β(e) and β(α).</w:t>
       </w:r>
     </w:p>
     <w:p>
@@ -1950,7 +2874,7 @@
         <w:pStyle w:val="ListBullet"/>
       </w:pPr>
       <w:r>
-        <w:t>I can state what β means and why observables cannot depend on μ.</w:t>
+        <w:t>I can explain why observables do not depend on μ and write the renormalization-group equation.</w:t>
       </w:r>
     </w:p>
     <w:p>
@@ -1958,7 +2882,7 @@
         <w:pStyle w:val="ListBullet"/>
       </w:pPr>
       <w:r>
-        <w:t>I can integrate β and recover the running coupling.</w:t>
+        <w:t>I can show that the solution sums the leading logarithms, and say when that matters.</w:t>
       </w:r>
     </w:p>
     <w:p>
@@ -1966,7 +2890,15 @@
         <w:pStyle w:val="ListBullet"/>
       </w:pPr>
       <w:r>
-        <w:t>I know QED's β is positive at this order and what that means for screening.</w:t>
+        <w:t>I can run 1/α across thresholds with b = (4/3)Σ N_c Q_f².</w:t>
+      </w:r>
+    </w:p>
+    <w:p>
+      <w:pPr>
+        <w:pStyle w:val="ListBullet"/>
+      </w:pPr>
+      <w:r>
+        <w:t>I can classify the sign of β, locate the Landau pole, and say why the one-loop pole is not a physical prediction.</w:t>
       </w:r>
     </w:p>
     <w:p>
@@ -1979,7 +2911,7 @@
     </w:p>
     <w:p>
       <w:r>
-        <w:t>Lesson 70 returns to the photon field itself and writes the covariant gauge-fixing term that Lesson 37 postponed, so that the Ward identity of Lesson 71 can be stated in a covariant language.</w:t>
+        <w:t>Lesson 70, Gauge Fixing, returns to the photon field itself and writes the covariant gauge-fixing term that Lesson 37 postponed, so that the Ward identity of Lesson 71 can be stated in a covariant language.</w:t>
       </w:r>
     </w:p>
     <w:sectPr>

--- a/Science Books/QED Course/Lesson 69 Renormalization Group.docx
+++ b/Science Books/QED Course/Lesson 69 Renormalization Group.docx
@@ -487,6 +487,9 @@
           <m:r>
             <m:t xml:space="preserve">μ</m:t>
           </m:r>
+          <m:r>
+            <m:t xml:space="preserve"> </m:t>
+          </m:r>
           <m:f>
             <m:num>
               <m:r>
@@ -529,33 +532,35 @@
             <m:den>
               <m:sSup>
                 <m:e>
-                  <m:r>
-                    <m:t xml:space="preserve">[</m:t>
-                  </m:r>
-                  <m:r>
-                    <m:t xml:space="preserve">1</m:t>
-                  </m:r>
-                  <m:r>
-                    <m:t xml:space="preserve">−</m:t>
-                  </m:r>
-                  <m:f>
-                    <m:num>
+                  <m:d>
+                    <m:dPr>
+                      <m:begChr m:val="["/>
+                      <m:endChr m:val="]"/>
+                    </m:dPr>
+                    <m:e>
                       <m:r>
-                        <m:t xml:space="preserve">α</m:t>
+                        <m:t xml:space="preserve">1</m:t>
                       </m:r>
-                    </m:num>
-                    <m:den>
                       <m:r>
-                        <m:t xml:space="preserve">3π</m:t>
+                        <m:t xml:space="preserve">−</m:t>
                       </m:r>
-                    </m:den>
-                  </m:f>
-                  <m:r>
-                    <m:t xml:space="preserve">L</m:t>
-                  </m:r>
-                  <m:r>
-                    <m:t xml:space="preserve">]</m:t>
-                  </m:r>
+                      <m:f>
+                        <m:num>
+                          <m:r>
+                            <m:t xml:space="preserve">α</m:t>
+                          </m:r>
+                        </m:num>
+                        <m:den>
+                          <m:r>
+                            <m:t xml:space="preserve">3π</m:t>
+                          </m:r>
+                        </m:den>
+                      </m:f>
+                      <m:r>
+                        <m:t xml:space="preserve">L</m:t>
+                      </m:r>
+                    </m:e>
+                  </m:d>
                 </m:e>
                 <m:sup>
                   <m:r>
@@ -568,22 +573,24 @@
           <m:r>
             <m:t xml:space="preserve">=</m:t>
           </m:r>
-          <m:r>
-            <m:t xml:space="preserve">2α</m:t>
-          </m:r>
           <m:f>
             <m:num>
               <m:sSup>
                 <m:e>
                   <m:r>
-                    <m:t xml:space="preserve">[</m:t>
+                    <m:t xml:space="preserve">2α</m:t>
                   </m:r>
-                  <m:r>
-                    <m:t xml:space="preserve">μ</m:t>
-                  </m:r>
-                  <m:r>
-                    <m:t xml:space="preserve">]</m:t>
-                  </m:r>
+                  <m:d>
+                    <m:dPr>
+                      <m:begChr m:val="["/>
+                      <m:endChr m:val="]"/>
+                    </m:dPr>
+                    <m:e>
+                      <m:r>
+                        <m:t xml:space="preserve">μ</m:t>
+                      </m:r>
+                    </m:e>
+                  </m:d>
                 </m:e>
                 <m:sup>
                   <m:r>
@@ -629,20 +636,31 @@
           <m:r>
             <m:t xml:space="preserve">β</m:t>
           </m:r>
+          <m:d>
+            <m:dPr>
+              <m:begChr m:val="["/>
+              <m:endChr m:val="]"/>
+            </m:dPr>
+            <m:e>
+              <m:r>
+                <m:t xml:space="preserve">e</m:t>
+              </m:r>
+            </m:e>
+          </m:d>
           <m:r>
-            <m:t xml:space="preserve">[</m:t>
-          </m:r>
-          <m:r>
-            <m:t xml:space="preserve">e</m:t>
-          </m:r>
-          <m:r>
-            <m:t xml:space="preserve">]</m:t>
+            <m:t xml:space="preserve"> </m:t>
           </m:r>
           <m:r>
             <m:t xml:space="preserve">≡</m:t>
           </m:r>
           <m:r>
+            <m:t xml:space="preserve"> </m:t>
+          </m:r>
+          <m:r>
             <m:t xml:space="preserve">μ</m:t>
+          </m:r>
+          <m:r>
+            <m:t xml:space="preserve"> </m:t>
           </m:r>
           <m:f>
             <m:num>
@@ -751,41 +769,45 @@
               </m:r>
             </m:sub>
           </m:sSub>
-          <m:r>
-            <m:t xml:space="preserve">[</m:t>
-          </m:r>
-          <m:sSup>
+          <m:d>
+            <m:dPr>
+              <m:begChr m:val="["/>
+              <m:endChr m:val="]"/>
+            </m:dPr>
             <m:e>
-              <m:r>
-                <m:t xml:space="preserve">Q</m:t>
-              </m:r>
+              <m:sSup>
+                <m:e>
+                  <m:r>
+                    <m:t xml:space="preserve">Q</m:t>
+                  </m:r>
+                </m:e>
+                <m:sup>
+                  <m:r>
+                    <m:t xml:space="preserve">2</m:t>
+                  </m:r>
+                </m:sup>
+              </m:sSup>
             </m:e>
-            <m:sup>
-              <m:r>
-                <m:t xml:space="preserve">2</m:t>
-              </m:r>
-            </m:sup>
-          </m:sSup>
-          <m:r>
-            <m:t xml:space="preserve">]</m:t>
-          </m:r>
+          </m:d>
           <m:r>
             <m:t xml:space="preserve">=</m:t>
-          </m:r>
-          <m:r>
-            <m:t xml:space="preserve">α</m:t>
           </m:r>
           <m:f>
             <m:num>
               <m:r>
-                <m:t xml:space="preserve">[</m:t>
+                <m:t xml:space="preserve">α</m:t>
               </m:r>
-              <m:r>
-                <m:t xml:space="preserve">μ</m:t>
-              </m:r>
-              <m:r>
-                <m:t xml:space="preserve">]</m:t>
-              </m:r>
+              <m:d>
+                <m:dPr>
+                  <m:begChr m:val="["/>
+                  <m:endChr m:val="]"/>
+                </m:dPr>
+                <m:e>
+                  <m:r>
+                    <m:t xml:space="preserve">μ</m:t>
+                  </m:r>
+                </m:e>
+              </m:d>
             </m:num>
             <m:den>
               <m:r>
@@ -794,20 +816,22 @@
               <m:r>
                 <m:t xml:space="preserve">−</m:t>
               </m:r>
-              <m:r>
-                <m:t xml:space="preserve">α</m:t>
-              </m:r>
               <m:f>
                 <m:num>
                   <m:r>
-                    <m:t xml:space="preserve">[</m:t>
+                    <m:t xml:space="preserve">α</m:t>
                   </m:r>
-                  <m:r>
-                    <m:t xml:space="preserve">μ</m:t>
-                  </m:r>
-                  <m:r>
-                    <m:t xml:space="preserve">]</m:t>
-                  </m:r>
+                  <m:d>
+                    <m:dPr>
+                      <m:begChr m:val="["/>
+                      <m:endChr m:val="]"/>
+                    </m:dPr>
+                    <m:e>
+                      <m:r>
+                        <m:t xml:space="preserve">μ</m:t>
+                      </m:r>
+                    </m:e>
+                  </m:d>
                 </m:num>
                 <m:den>
                   <m:r>
@@ -816,11 +840,155 @@
                 </m:den>
               </m:f>
               <m:r>
-                <m:t xml:space="preserve">ln</m:t>
+                <m:t xml:space="preserve"> </m:t>
+              </m:r>
+              <m:func>
+                <m:fName>
+                  <m:r>
+                    <m:t xml:space="preserve">ln</m:t>
+                  </m:r>
+                </m:fName>
+                <m:e>
+                  <m:d>
+                    <m:dPr>
+                      <m:begChr m:val="["/>
+                      <m:endChr m:val="]"/>
+                    </m:dPr>
+                    <m:e>
+                      <m:f>
+                        <m:num>
+                          <m:sSup>
+                            <m:e>
+                              <m:r>
+                                <m:t xml:space="preserve">Q</m:t>
+                              </m:r>
+                            </m:e>
+                            <m:sup>
+                              <m:r>
+                                <m:t xml:space="preserve">2</m:t>
+                              </m:r>
+                            </m:sup>
+                          </m:sSup>
+                        </m:num>
+                        <m:den>
+                          <m:sSup>
+                            <m:e>
+                              <m:r>
+                                <m:t xml:space="preserve">μ</m:t>
+                              </m:r>
+                            </m:e>
+                            <m:sup>
+                              <m:r>
+                                <m:t xml:space="preserve">2</m:t>
+                              </m:r>
+                            </m:sup>
+                          </m:sSup>
+                        </m:den>
+                      </m:f>
+                    </m:e>
+                  </m:d>
+                </m:e>
+              </m:func>
+            </m:den>
+          </m:f>
+        </m:oMath>
+      </m:oMathPara>
+    </w:p>
+    <w:p>
+      <w:r>
+        <w:t>for Q, μ ≫ m. The logarithm is now of the ratio of the physical scale Q to the chosen scale μ, and it is small whenever μ is chosen close to Q. The low-energy α is the special case μ → 0, where this large-Q formula must be replaced by Lesson 68's full Π̂.</w:t>
+      </w:r>
+    </w:p>
+    <w:p>
+      <w:pPr>
+        <w:pStyle w:val="Heading3"/>
+      </w:pPr>
+      <w:r>
+        <w:t>2.2 Observables do not depend on μ</w:t>
+      </w:r>
+    </w:p>
+    <w:p>
+      <w:r>
+        <w:t>The scale μ is a bookkeeping choice, the point at which the finite remainder is subtracted. It is not a particle mass, and nothing measured can depend on it. A dimensionless observable R, say a cross section multiplied by Q², therefore depends on μ in two ways that must cancel: explicitly, through logarithms ln(Q²/μ²), and implicitly, through α(μ). The requirement dR/d ln μ = 0, written with the chain rule,</w:t>
+      </w:r>
+    </w:p>
+    <w:p>
+      <w:pPr>
+        <w:spacing w:before="100" w:after="160"/>
+        <w:jc w:val="center"/>
+      </w:pPr>
+      <m:oMathPara>
+        <m:oMath>
+          <m:d>
+            <m:dPr>
+              <m:begChr m:val="["/>
+              <m:endChr m:val="]"/>
+            </m:dPr>
+            <m:e>
+              <m:r>
+                <m:t xml:space="preserve">μ</m:t>
               </m:r>
               <m:r>
-                <m:t xml:space="preserve">[</m:t>
+                <m:t xml:space="preserve"> </m:t>
               </m:r>
+              <m:f>
+                <m:num>
+                  <m:r>
+                    <m:t xml:space="preserve">∂</m:t>
+                  </m:r>
+                </m:num>
+                <m:den>
+                  <m:r>
+                    <m:t xml:space="preserve">∂μ</m:t>
+                  </m:r>
+                </m:den>
+              </m:f>
+              <m:r>
+                <m:t xml:space="preserve">+</m:t>
+              </m:r>
+              <m:r>
+                <m:t xml:space="preserve">β</m:t>
+              </m:r>
+              <m:d>
+                <m:dPr>
+                  <m:begChr m:val="["/>
+                  <m:endChr m:val="]"/>
+                </m:dPr>
+                <m:e>
+                  <m:r>
+                    <m:t xml:space="preserve">α</m:t>
+                  </m:r>
+                </m:e>
+              </m:d>
+              <m:r>
+                <m:t xml:space="preserve"> </m:t>
+              </m:r>
+              <m:f>
+                <m:num>
+                  <m:r>
+                    <m:t xml:space="preserve">∂</m:t>
+                  </m:r>
+                </m:num>
+                <m:den>
+                  <m:r>
+                    <m:t xml:space="preserve">∂α</m:t>
+                  </m:r>
+                </m:den>
+              </m:f>
+            </m:e>
+          </m:d>
+          <m:r>
+            <m:t xml:space="preserve"> </m:t>
+          </m:r>
+          <m:r>
+            <m:t xml:space="preserve">R</m:t>
+          </m:r>
+          <m:d>
+            <m:dPr>
+              <m:begChr m:val="["/>
+              <m:endChr m:val="]"/>
+            </m:dPr>
+            <m:e>
               <m:f>
                 <m:num>
                   <m:sSup>
@@ -852,131 +1020,13 @@
                 </m:den>
               </m:f>
               <m:r>
-                <m:t xml:space="preserve">]</m:t>
+                <m:t xml:space="preserve">,</m:t>
               </m:r>
-            </m:den>
-          </m:f>
-        </m:oMath>
-      </m:oMathPara>
-    </w:p>
-    <w:p>
-      <w:r>
-        <w:t>for Q, μ ≫ m. The logarithm is now of the ratio of the physical scale Q to the chosen scale μ, and it is small whenever μ is chosen close to Q. The low-energy α is the special case μ → 0, where this large-Q formula must be replaced by Lesson 68's full Π̂.</w:t>
-      </w:r>
-    </w:p>
-    <w:p>
-      <w:pPr>
-        <w:pStyle w:val="Heading3"/>
-      </w:pPr>
-      <w:r>
-        <w:t>2.2 Observables do not depend on μ</w:t>
-      </w:r>
-    </w:p>
-    <w:p>
-      <w:r>
-        <w:t>The scale μ is a bookkeeping choice, the point at which the finite remainder is subtracted. It is not a particle mass, and nothing measured can depend on it. A dimensionless observable R, say a cross section multiplied by Q², therefore depends on μ in two ways that must cancel: explicitly, through logarithms ln(Q²/μ²), and implicitly, through α(μ). The requirement dR/d ln μ = 0, written with the chain rule,</w:t>
-      </w:r>
-    </w:p>
-    <w:p>
-      <w:pPr>
-        <w:spacing w:before="100" w:after="160"/>
-        <w:jc w:val="center"/>
-      </w:pPr>
-      <m:oMathPara>
-        <m:oMath>
-          <m:r>
-            <m:t xml:space="preserve">[</m:t>
-          </m:r>
-          <m:r>
-            <m:t xml:space="preserve">μ</m:t>
-          </m:r>
-          <m:f>
-            <m:num>
               <m:r>
-                <m:t xml:space="preserve">∂</m:t>
+                <m:t xml:space="preserve">α</m:t>
               </m:r>
-            </m:num>
-            <m:den>
-              <m:r>
-                <m:t xml:space="preserve">∂μ</m:t>
-              </m:r>
-            </m:den>
-          </m:f>
-          <m:r>
-            <m:t xml:space="preserve">+</m:t>
-          </m:r>
-          <m:r>
-            <m:t xml:space="preserve">β</m:t>
-          </m:r>
-          <m:r>
-            <m:t xml:space="preserve">[</m:t>
-          </m:r>
-          <m:r>
-            <m:t xml:space="preserve">α</m:t>
-          </m:r>
-          <m:r>
-            <m:t xml:space="preserve">]</m:t>
-          </m:r>
-          <m:f>
-            <m:num>
-              <m:r>
-                <m:t xml:space="preserve">∂</m:t>
-              </m:r>
-            </m:num>
-            <m:den>
-              <m:r>
-                <m:t xml:space="preserve">∂α</m:t>
-              </m:r>
-            </m:den>
-          </m:f>
-          <m:r>
-            <m:t xml:space="preserve">]</m:t>
-          </m:r>
-          <m:r>
-            <m:t xml:space="preserve">R</m:t>
-          </m:r>
-          <m:r>
-            <m:t xml:space="preserve">[</m:t>
-          </m:r>
-          <m:f>
-            <m:num>
-              <m:sSup>
-                <m:e>
-                  <m:r>
-                    <m:t xml:space="preserve">Q</m:t>
-                  </m:r>
-                </m:e>
-                <m:sup>
-                  <m:r>
-                    <m:t xml:space="preserve">2</m:t>
-                  </m:r>
-                </m:sup>
-              </m:sSup>
-            </m:num>
-            <m:den>
-              <m:sSup>
-                <m:e>
-                  <m:r>
-                    <m:t xml:space="preserve">μ</m:t>
-                  </m:r>
-                </m:e>
-                <m:sup>
-                  <m:r>
-                    <m:t xml:space="preserve">2</m:t>
-                  </m:r>
-                </m:sup>
-              </m:sSup>
-            </m:den>
-          </m:f>
-          <m:r>
-            <m:t xml:space="preserve">,</m:t>
-          </m:r>
-          <m:r>
-            <m:t xml:space="preserve">α</m:t>
-          </m:r>
-          <m:r>
-            <m:t xml:space="preserve">]</m:t>
-          </m:r>
+            </m:e>
+          </m:d>
           <m:r>
             <m:t xml:space="preserve">=</m:t>
           </m:r>
@@ -1051,41 +1101,32 @@
           <m:r>
             <m:t xml:space="preserve">α</m:t>
           </m:r>
+          <m:d>
+            <m:dPr>
+              <m:begChr m:val="["/>
+              <m:endChr m:val="]"/>
+            </m:dPr>
+            <m:e>
+              <m:r>
+                <m:t xml:space="preserve">μ</m:t>
+              </m:r>
+            </m:e>
+          </m:d>
           <m:r>
-            <m:t xml:space="preserve">[</m:t>
+            <m:t xml:space="preserve"> </m:t>
           </m:r>
-          <m:r>
-            <m:t xml:space="preserve">μ</m:t>
-          </m:r>
-          <m:r>
-            <m:t xml:space="preserve">]</m:t>
-          </m:r>
-          <m:r>
-            <m:t xml:space="preserve">[</m:t>
-          </m:r>
-          <m:r>
-            <m:t xml:space="preserve">1</m:t>
-          </m:r>
-          <m:r>
-            <m:t xml:space="preserve">+</m:t>
-          </m:r>
-          <m:f>
-            <m:num>
+          <m:d>
+            <m:dPr>
+              <m:begChr m:val="["/>
+              <m:endChr m:val="]"/>
+            </m:dPr>
+            <m:e>
               <m:r>
-                <m:t xml:space="preserve">αL</m:t>
+                <m:t xml:space="preserve">1</m:t>
               </m:r>
-            </m:num>
-            <m:den>
               <m:r>
-                <m:t xml:space="preserve">3π</m:t>
+                <m:t xml:space="preserve">+</m:t>
               </m:r>
-            </m:den>
-          </m:f>
-          <m:r>
-            <m:t xml:space="preserve">+</m:t>
-          </m:r>
-          <m:sSup>
-            <m:e>
               <m:f>
                 <m:num>
                   <m:r>
@@ -1098,46 +1139,72 @@
                   </m:r>
                 </m:den>
               </m:f>
+              <m:r>
+                <m:t xml:space="preserve">+</m:t>
+              </m:r>
+              <m:sSup>
+                <m:e>
+                  <m:d>
+                    <m:dPr/>
+                    <m:e>
+                      <m:f>
+                        <m:num>
+                          <m:r>
+                            <m:t xml:space="preserve">αL</m:t>
+                          </m:r>
+                        </m:num>
+                        <m:den>
+                          <m:r>
+                            <m:t xml:space="preserve">3π</m:t>
+                          </m:r>
+                        </m:den>
+                      </m:f>
+                    </m:e>
+                  </m:d>
+                </m:e>
+                <m:sup>
+                  <m:r>
+                    <m:t xml:space="preserve">2</m:t>
+                  </m:r>
+                </m:sup>
+              </m:sSup>
+              <m:r>
+                <m:t xml:space="preserve">+</m:t>
+              </m:r>
+              <m:sSup>
+                <m:e>
+                  <m:d>
+                    <m:dPr/>
+                    <m:e>
+                      <m:f>
+                        <m:num>
+                          <m:r>
+                            <m:t xml:space="preserve">αL</m:t>
+                          </m:r>
+                        </m:num>
+                        <m:den>
+                          <m:r>
+                            <m:t xml:space="preserve">3π</m:t>
+                          </m:r>
+                        </m:den>
+                      </m:f>
+                    </m:e>
+                  </m:d>
+                </m:e>
+                <m:sup>
+                  <m:r>
+                    <m:t xml:space="preserve">3</m:t>
+                  </m:r>
+                </m:sup>
+              </m:sSup>
+              <m:r>
+                <m:t xml:space="preserve">+</m:t>
+              </m:r>
+              <m:r>
+                <m:t xml:space="preserve">⋯</m:t>
+              </m:r>
             </m:e>
-            <m:sup>
-              <m:r>
-                <m:t xml:space="preserve">2</m:t>
-              </m:r>
-            </m:sup>
-          </m:sSup>
-          <m:r>
-            <m:t xml:space="preserve">+</m:t>
-          </m:r>
-          <m:sSup>
-            <m:e>
-              <m:f>
-                <m:num>
-                  <m:r>
-                    <m:t xml:space="preserve">αL</m:t>
-                  </m:r>
-                </m:num>
-                <m:den>
-                  <m:r>
-                    <m:t xml:space="preserve">3π</m:t>
-                  </m:r>
-                </m:den>
-              </m:f>
-            </m:e>
-            <m:sup>
-              <m:r>
-                <m:t xml:space="preserve">3</m:t>
-              </m:r>
-            </m:sup>
-          </m:sSup>
-          <m:r>
-            <m:t xml:space="preserve">+</m:t>
-          </m:r>
-          <m:r>
-            <m:t xml:space="preserve">⋯</m:t>
-          </m:r>
-          <m:r>
-            <m:t xml:space="preserve">]</m:t>
-          </m:r>
+          </m:d>
         </m:oMath>
       </m:oMathPara>
     </w:p>
@@ -1204,6 +1271,9 @@
           <m:r>
             <m:t xml:space="preserve">μ</m:t>
           </m:r>
+          <m:r>
+            <m:t xml:space="preserve"> </m:t>
+          </m:r>
           <m:f>
             <m:num>
               <m:r>
@@ -1221,6 +1291,9 @@
           </m:r>
           <m:r>
             <m:t xml:space="preserve">b</m:t>
+          </m:r>
+          <m:r>
+            <m:t xml:space="preserve"> </m:t>
           </m:r>
           <m:f>
             <m:num>
@@ -1271,6 +1344,9 @@
               </m:r>
             </m:den>
           </m:f>
+          <m:r>
+            <m:t xml:space="preserve"> </m:t>
+          </m:r>
           <m:sSub>
             <m:e>
               <m:r>
@@ -1283,6 +1359,9 @@
               </m:r>
             </m:sub>
           </m:sSub>
+          <m:r>
+            <m:t xml:space="preserve"> </m:t>
+          </m:r>
           <m:sSub>
             <m:e>
               <m:r>
@@ -1295,6 +1374,9 @@
               </m:r>
             </m:sub>
           </m:sSub>
+          <m:r>
+            <m:t xml:space="preserve"> </m:t>
+          </m:r>
           <m:sSubSup>
             <m:e>
               <m:r>
@@ -1350,17 +1432,19 @@
               <m:r>
                 <m:t xml:space="preserve">α</m:t>
               </m:r>
+              <m:d>
+                <m:dPr>
+                  <m:begChr m:val="["/>
+                  <m:endChr m:val="]"/>
+                </m:dPr>
+                <m:e>
+                  <m:r>
+                    <m:t xml:space="preserve">μ</m:t>
+                  </m:r>
+                </m:e>
+              </m:d>
             </m:den>
           </m:f>
-          <m:r>
-            <m:t xml:space="preserve">[</m:t>
-          </m:r>
-          <m:r>
-            <m:t xml:space="preserve">μ</m:t>
-          </m:r>
-          <m:r>
-            <m:t xml:space="preserve">]</m:t>
-          </m:r>
           <m:r>
             <m:t xml:space="preserve">=</m:t>
           </m:r>
@@ -1374,26 +1458,28 @@
               <m:r>
                 <m:t xml:space="preserve">α</m:t>
               </m:r>
+              <m:d>
+                <m:dPr>
+                  <m:begChr m:val="["/>
+                  <m:endChr m:val="]"/>
+                </m:dPr>
+                <m:e>
+                  <m:sSub>
+                    <m:e>
+                      <m:r>
+                        <m:t xml:space="preserve">μ</m:t>
+                      </m:r>
+                    </m:e>
+                    <m:sub>
+                      <m:r>
+                        <m:t xml:space="preserve">0</m:t>
+                      </m:r>
+                    </m:sub>
+                  </m:sSub>
+                </m:e>
+              </m:d>
             </m:den>
           </m:f>
-          <m:r>
-            <m:t xml:space="preserve">[</m:t>
-          </m:r>
-          <m:sSub>
-            <m:e>
-              <m:r>
-                <m:t xml:space="preserve">μ</m:t>
-              </m:r>
-            </m:e>
-            <m:sub>
-              <m:r>
-                <m:t xml:space="preserve">0</m:t>
-              </m:r>
-            </m:sub>
-          </m:sSub>
-          <m:r>
-            <m:t xml:space="preserve">]</m:t>
-          </m:r>
           <m:r>
             <m:t xml:space="preserve">−</m:t>
           </m:r>
@@ -1410,35 +1496,46 @@
             </m:den>
           </m:f>
           <m:r>
-            <m:t xml:space="preserve">ln</m:t>
+            <m:t xml:space="preserve"> </m:t>
           </m:r>
-          <m:r>
-            <m:t xml:space="preserve">[</m:t>
-          </m:r>
-          <m:f>
-            <m:num>
+          <m:func>
+            <m:fName>
               <m:r>
-                <m:t xml:space="preserve">μ</m:t>
+                <m:t xml:space="preserve">ln</m:t>
               </m:r>
-            </m:num>
-            <m:den>
-              <m:sSub>
+            </m:fName>
+            <m:e>
+              <m:d>
+                <m:dPr>
+                  <m:begChr m:val="["/>
+                  <m:endChr m:val="]"/>
+                </m:dPr>
                 <m:e>
-                  <m:r>
-                    <m:t xml:space="preserve">μ</m:t>
-                  </m:r>
+                  <m:f>
+                    <m:num>
+                      <m:r>
+                        <m:t xml:space="preserve">μ</m:t>
+                      </m:r>
+                    </m:num>
+                    <m:den>
+                      <m:sSub>
+                        <m:e>
+                          <m:r>
+                            <m:t xml:space="preserve">μ</m:t>
+                          </m:r>
+                        </m:e>
+                        <m:sub>
+                          <m:r>
+                            <m:t xml:space="preserve">0</m:t>
+                          </m:r>
+                        </m:sub>
+                      </m:sSub>
+                    </m:den>
+                  </m:f>
                 </m:e>
-                <m:sub>
-                  <m:r>
-                    <m:t xml:space="preserve">0</m:t>
-                  </m:r>
-                </m:sub>
-              </m:sSub>
-            </m:den>
-          </m:f>
-          <m:r>
-            <m:t xml:space="preserve">]</m:t>
-          </m:r>
+              </m:d>
+            </m:e>
+          </m:func>
         </m:oMath>
       </m:oMathPara>
     </w:p>
@@ -1543,47 +1640,63 @@
             </m:sub>
           </m:sSub>
           <m:r>
-            <m:t xml:space="preserve">exp</m:t>
+            <m:t xml:space="preserve"> </m:t>
           </m:r>
-          <m:r>
-            <m:t xml:space="preserve">[</m:t>
-          </m:r>
-          <m:f>
-            <m:num>
+          <m:func>
+            <m:fName>
               <m:r>
-                <m:t xml:space="preserve">2π</m:t>
+                <m:t xml:space="preserve">exp</m:t>
               </m:r>
-            </m:num>
-            <m:den>
-              <m:r>
-                <m:t xml:space="preserve">b</m:t>
-              </m:r>
-              <m:r>
-                <m:t xml:space="preserve">α</m:t>
-              </m:r>
-              <m:r>
-                <m:t xml:space="preserve">[</m:t>
-              </m:r>
-              <m:sSub>
+            </m:fName>
+            <m:e>
+              <m:d>
+                <m:dPr>
+                  <m:begChr m:val="["/>
+                  <m:endChr m:val="]"/>
+                </m:dPr>
                 <m:e>
-                  <m:r>
-                    <m:t xml:space="preserve">μ</m:t>
-                  </m:r>
+                  <m:f>
+                    <m:num>
+                      <m:r>
+                        <m:t xml:space="preserve">2π</m:t>
+                      </m:r>
+                    </m:num>
+                    <m:den>
+                      <m:r>
+                        <m:t xml:space="preserve">b</m:t>
+                      </m:r>
+                      <m:r>
+                        <m:t xml:space="preserve"> </m:t>
+                      </m:r>
+                      <m:r>
+                        <m:t xml:space="preserve">α</m:t>
+                      </m:r>
+                      <m:d>
+                        <m:dPr>
+                          <m:begChr m:val="["/>
+                          <m:endChr m:val="]"/>
+                        </m:dPr>
+                        <m:e>
+                          <m:sSub>
+                            <m:e>
+                              <m:r>
+                                <m:t xml:space="preserve">μ</m:t>
+                              </m:r>
+                            </m:e>
+                            <m:sub>
+                              <m:r>
+                                <m:t xml:space="preserve">0</m:t>
+                              </m:r>
+                            </m:sub>
+                          </m:sSub>
+                        </m:e>
+                      </m:d>
+                    </m:den>
+                  </m:f>
                 </m:e>
-                <m:sub>
-                  <m:r>
-                    <m:t xml:space="preserve">0</m:t>
-                  </m:r>
-                </m:sub>
-              </m:sSub>
-              <m:r>
-                <m:t xml:space="preserve">]</m:t>
-              </m:r>
-            </m:den>
-          </m:f>
-          <m:r>
-            <m:t xml:space="preserve">]</m:t>
-          </m:r>
+              </m:d>
+            </m:e>
+          </m:func>
         </m:oMath>
       </m:oMathPara>
     </w:p>
@@ -1629,15 +1742,17 @@
           <m:r>
             <m:t xml:space="preserve">β</m:t>
           </m:r>
-          <m:r>
-            <m:t xml:space="preserve">[</m:t>
-          </m:r>
-          <m:r>
-            <m:t xml:space="preserve">e</m:t>
-          </m:r>
-          <m:r>
-            <m:t xml:space="preserve">]</m:t>
-          </m:r>
+          <m:d>
+            <m:dPr>
+              <m:begChr m:val="["/>
+              <m:endChr m:val="]"/>
+            </m:dPr>
+            <m:e>
+              <m:r>
+                <m:t xml:space="preserve">e</m:t>
+              </m:r>
+            </m:e>
+          </m:d>
           <m:r>
             <m:t xml:space="preserve">=</m:t>
           </m:r>
